--- a/public/chapter-21/Chapitre_21_Systeme_erectile_version_complete_zones_reflexes_revisees.docx
+++ b/public/chapter-21/Chapitre_21_Systeme_erectile_version_complete_zones_reflexes_revisees.docx
@@ -1,10 +1,10 @@
 
 <file path=word/document.xml><?xml version="1.0" encoding="utf-8"?>
-<w:document xmlns:ve="http://schemas.openxmlformats.org/markup-compatibility/2006" xmlns:o="urn:schemas-microsoft-com:office:office" xmlns:r="http://schemas.openxmlformats.org/officeDocument/2006/relationships" xmlns:m="http://schemas.openxmlformats.org/officeDocument/2006/math" xmlns:v="urn:schemas-microsoft-com:vml" xmlns:wp="http://schemas.openxmlformats.org/drawingml/2006/wordprocessingDrawing" xmlns:w10="urn:schemas-microsoft-com:office:word" xmlns:w="http://schemas.openxmlformats.org/wordprocessingml/2006/main" xmlns:wne="http://schemas.microsoft.com/office/word/2006/wordml">
+<w:document xmlns:wpc="http://schemas.microsoft.com/office/word/2010/wordprocessingCanvas" xmlns:cx="http://schemas.microsoft.com/office/drawing/2014/chartex" xmlns:cx1="http://schemas.microsoft.com/office/drawing/2015/9/8/chartex" xmlns:cx2="http://schemas.microsoft.com/office/drawing/2015/10/21/chartex" xmlns:cx3="http://schemas.microsoft.com/office/drawing/2016/5/9/chartex" xmlns:cx4="http://schemas.microsoft.com/office/drawing/2016/5/10/chartex" xmlns:cx5="http://schemas.microsoft.com/office/drawing/2016/5/11/chartex" xmlns:cx6="http://schemas.microsoft.com/office/drawing/2016/5/12/chartex" xmlns:cx7="http://schemas.microsoft.com/office/drawing/2016/5/13/chartex" xmlns:cx8="http://schemas.microsoft.com/office/drawing/2016/5/14/chartex" xmlns:mc="http://schemas.openxmlformats.org/markup-compatibility/2006" xmlns:aink="http://schemas.microsoft.com/office/drawing/2016/ink" xmlns:am3d="http://schemas.microsoft.com/office/drawing/2017/model3d" xmlns:o="urn:schemas-microsoft-com:office:office" xmlns:oel="http://schemas.microsoft.com/office/2019/extlst" xmlns:r="http://schemas.openxmlformats.org/officeDocument/2006/relationships" xmlns:m="http://schemas.openxmlformats.org/officeDocument/2006/math" xmlns:v="urn:schemas-microsoft-com:vml" xmlns:wp14="http://schemas.microsoft.com/office/word/2010/wordprocessingDrawing" xmlns:wp="http://schemas.openxmlformats.org/drawingml/2006/wordprocessingDrawing" xmlns:w10="urn:schemas-microsoft-com:office:word" xmlns:w="http://schemas.openxmlformats.org/wordprocessingml/2006/main" xmlns:w14="http://schemas.microsoft.com/office/word/2010/wordml" xmlns:w15="http://schemas.microsoft.com/office/word/2012/wordml" xmlns:w16cex="http://schemas.microsoft.com/office/word/2018/wordml/cex" xmlns:w16cid="http://schemas.microsoft.com/office/word/2016/wordml/cid" xmlns:w16="http://schemas.microsoft.com/office/word/2018/wordml" xmlns:w16du="http://schemas.microsoft.com/office/word/2023/wordml/word16du" xmlns:w16sdtdh="http://schemas.microsoft.com/office/word/2020/wordml/sdtdatahash" xmlns:w16sdtfl="http://schemas.microsoft.com/office/word/2024/wordml/sdtformatlock" xmlns:w16se="http://schemas.microsoft.com/office/word/2015/wordml/symex" xmlns:wpg="http://schemas.microsoft.com/office/word/2010/wordprocessingGroup" xmlns:wpi="http://schemas.microsoft.com/office/word/2010/wordprocessingInk" xmlns:wne="http://schemas.microsoft.com/office/word/2006/wordml" xmlns:wps="http://schemas.microsoft.com/office/word/2010/wordprocessingShape" mc:Ignorable="w14 w15 w16se w16cid w16 w16cex w16sdtdh w16sdtfl w16du wp14">
   <w:body>
     <w:p>
       <w:pPr>
-        <w:pStyle w:val="Titre"/>
+        <w:pStyle w:val="Title"/>
         <w:jc w:val="center"/>
       </w:pPr>
       <w:r>
@@ -13,7 +13,7 @@
     </w:p>
     <w:p>
       <w:pPr>
-        <w:pStyle w:val="Titre"/>
+        <w:pStyle w:val="Title"/>
         <w:jc w:val="center"/>
       </w:pPr>
       <w:r>
@@ -22,9 +22,7 @@
     </w:p>
     <w:p>
       <w:pPr>
-        <w:pStyle w:val="Titre1"/>
-        <w:keepNext/>
-        <w:keepLines/>
+        <w:pStyle w:val="Heading1"/>
         <w:rPr>
           <w:color w:val="auto"/>
           <w:szCs w:val="24"/>
@@ -54,9 +52,7 @@
     </w:p>
     <w:p>
       <w:pPr>
-        <w:pStyle w:val="Titre1"/>
-        <w:keepNext/>
-        <w:keepLines/>
+        <w:pStyle w:val="Heading1"/>
         <w:rPr>
           <w:rFonts w:ascii="Times New Roman" w:hAnsi="Times New Roman" w:cs="Times New Roman"/>
           <w:color w:val="auto"/>
@@ -70,7 +66,7 @@
     </w:p>
     <w:p>
       <w:pPr>
-        <w:pStyle w:val="Paragraphedeliste"/>
+        <w:pStyle w:val="ListParagraph"/>
         <w:ind w:left="360"/>
         <w:jc w:val="both"/>
         <w:rPr>
@@ -80,12 +76,12 @@
         </w:rPr>
       </w:pPr>
       <w:r>
-        <w:t>Les organes génitaux externes de l’homme et de la femme s’attachent à la face inférieure du triangle uro-génital du périnée, dont ils sont intimement solidaires. (figure 21.1)</w:t>
-      </w:r>
-    </w:p>
-    <w:p>
-      <w:pPr>
-        <w:pStyle w:val="Paragraphedeliste"/>
+        <w:t xml:space="preserve">Les organes génitaux externes de l’homme et de la femme s’attachent à la face inférieure du triangle uro-génital du périnée, dont ils sont intimement solidaires. </w:t>
+      </w:r>
+    </w:p>
+    <w:p>
+      <w:pPr>
+        <w:pStyle w:val="ListParagraph"/>
         <w:jc w:val="both"/>
         <w:rPr>
           <w:rFonts w:ascii="Times New Roman" w:hAnsi="Times New Roman" w:cs="Times New Roman"/>
@@ -96,9 +92,7 @@
     </w:p>
     <w:p>
       <w:pPr>
-        <w:pStyle w:val="Titre1"/>
-        <w:keepNext/>
-        <w:keepLines/>
+        <w:pStyle w:val="Heading1"/>
         <w:rPr>
           <w:color w:val="auto"/>
         </w:rPr>
@@ -109,9 +103,7 @@
     </w:p>
     <w:p>
       <w:pPr>
-        <w:pStyle w:val="Titre2"/>
-        <w:keepNext/>
-        <w:keepLines/>
+        <w:pStyle w:val="Heading2"/>
         <w:jc w:val="both"/>
         <w:rPr>
           <w:rFonts w:ascii="Times New Roman" w:hAnsi="Times New Roman" w:cs="Times New Roman"/>
@@ -125,14 +117,8 @@
       </w:r>
     </w:p>
     <w:p>
-      <w:pPr/>
-      <w:r>
-        <w:t>(figure 21.1)</w:t>
-      </w:r>
-    </w:p>
-    <w:p>
-      <w:pPr>
-        <w:pStyle w:val="Paragraphedeliste"/>
+      <w:pPr>
+        <w:pStyle w:val="ListParagraph"/>
         <w:numPr>
           <w:ilvl w:val="0"/>
           <w:numId w:val="3"/>
@@ -150,7 +136,7 @@
     </w:p>
     <w:p>
       <w:pPr>
-        <w:pStyle w:val="Paragraphedeliste"/>
+        <w:pStyle w:val="ListParagraph"/>
         <w:numPr>
           <w:ilvl w:val="0"/>
           <w:numId w:val="3"/>
@@ -168,7 +154,7 @@
     </w:p>
     <w:p>
       <w:pPr>
-        <w:pStyle w:val="Paragraphedeliste"/>
+        <w:pStyle w:val="ListParagraph"/>
         <w:numPr>
           <w:ilvl w:val="0"/>
           <w:numId w:val="3"/>
@@ -229,78 +215,38 @@
           <w:sz w:val="24"/>
           <w:szCs w:val="24"/>
         </w:rPr>
-        <w:t xml:space="preserve"> Il contient l’urètre.</w:t>
-      </w:r>
-      <w:r>
+        <w:t xml:space="preserve"> Il contient l’urètre. Il contribue à extraire le contenu de l’urètre dans la miction et dans l’éjaculation du sperme chez l’homme.</w:t>
+      </w:r>
+    </w:p>
+    <w:p>
+      <w:pPr>
+        <w:pStyle w:val="ListParagraph"/>
+        <w:ind w:left="1353"/>
+        <w:jc w:val="both"/>
         <w:rPr>
           <w:rFonts w:ascii="Times New Roman" w:hAnsi="Times New Roman" w:cs="Times New Roman"/>
           <w:sz w:val="24"/>
           <w:szCs w:val="24"/>
         </w:rPr>
-        <w:t xml:space="preserve"> </w:t>
-      </w:r>
-      <w:r>
+      </w:pPr>
+    </w:p>
+    <w:p>
+      <w:pPr>
+        <w:pStyle w:val="Heading2"/>
+        <w:jc w:val="both"/>
         <w:rPr>
           <w:rFonts w:ascii="Times New Roman" w:hAnsi="Times New Roman" w:cs="Times New Roman"/>
           <w:sz w:val="24"/>
           <w:szCs w:val="24"/>
         </w:rPr>
-        <w:t>Il contribue à extraire le contenu de l’urètre dans la miction et dans l’éjaculation</w:t>
-      </w:r>
-      <w:r>
-        <w:rPr>
-          <w:rFonts w:ascii="Times New Roman" w:hAnsi="Times New Roman" w:cs="Times New Roman"/>
-          <w:sz w:val="24"/>
-          <w:szCs w:val="24"/>
-        </w:rPr>
-        <w:t xml:space="preserve"> du sperme</w:t>
-      </w:r>
-      <w:r>
-        <w:rPr>
-          <w:rFonts w:ascii="Times New Roman" w:hAnsi="Times New Roman" w:cs="Times New Roman"/>
-          <w:sz w:val="24"/>
-          <w:szCs w:val="24"/>
-        </w:rPr>
-        <w:t xml:space="preserve"> chez l’homme.</w:t>
-      </w:r>
-    </w:p>
-    <w:p>
-      <w:pPr>
-        <w:pStyle w:val="Paragraphedeliste"/>
-        <w:ind w:left="1353"/>
-        <w:jc w:val="both"/>
-        <w:rPr>
-          <w:rFonts w:ascii="Times New Roman" w:hAnsi="Times New Roman" w:cs="Times New Roman"/>
-          <w:sz w:val="24"/>
-          <w:szCs w:val="24"/>
-        </w:rPr>
-      </w:pPr>
-    </w:p>
-    <w:p>
-      <w:pPr>
-        <w:pStyle w:val="Titre2"/>
-        <w:keepNext/>
-        <w:keepLines/>
-        <w:jc w:val="both"/>
-        <w:rPr>
-          <w:rFonts w:ascii="Times New Roman" w:hAnsi="Times New Roman" w:cs="Times New Roman"/>
-          <w:sz w:val="24"/>
-          <w:szCs w:val="24"/>
-        </w:rPr>
       </w:pPr>
       <w:r>
         <w:t>3.2. Muscles des organes érectiles</w:t>
       </w:r>
     </w:p>
     <w:p>
-      <w:pPr/>
-      <w:r>
-        <w:t>(figure 21.2)</w:t>
-      </w:r>
-    </w:p>
-    <w:p>
-      <w:pPr>
-        <w:pStyle w:val="Paragraphedeliste"/>
+      <w:pPr>
+        <w:pStyle w:val="ListParagraph"/>
         <w:numPr>
           <w:ilvl w:val="0"/>
           <w:numId w:val="4"/>
@@ -319,81 +265,20 @@
           <w:sz w:val="24"/>
           <w:szCs w:val="24"/>
         </w:rPr>
-        <w:t xml:space="preserve">Muscles </w:t>
-      </w:r>
-      <w:proofErr w:type="spellStart"/>
-      <w:r>
-        <w:rPr>
-          <w:rFonts w:ascii="Times New Roman" w:hAnsi="Times New Roman" w:cs="Times New Roman"/>
-          <w:b/>
-          <w:sz w:val="24"/>
-          <w:szCs w:val="24"/>
-        </w:rPr>
-        <w:t>ischiocaverneux</w:t>
-      </w:r>
-      <w:proofErr w:type="spellEnd"/>
+        <w:t>Muscles ischiocaverneux</w:t>
+      </w:r>
       <w:r>
         <w:rPr>
           <w:rFonts w:ascii="Times New Roman" w:hAnsi="Times New Roman" w:cs="Times New Roman"/>
           <w:sz w:val="24"/>
           <w:szCs w:val="24"/>
         </w:rPr>
-        <w:t> :</w:t>
-      </w:r>
-      <w:r>
-        <w:rPr>
-          <w:rFonts w:ascii="Times New Roman" w:hAnsi="Times New Roman" w:cs="Times New Roman"/>
-          <w:sz w:val="24"/>
-          <w:szCs w:val="24"/>
-        </w:rPr>
-        <w:t xml:space="preserve"> </w:t>
-      </w:r>
-      <w:r>
-        <w:rPr>
-          <w:rFonts w:ascii="Times New Roman" w:hAnsi="Times New Roman" w:cs="Times New Roman"/>
-          <w:sz w:val="24"/>
-          <w:szCs w:val="24"/>
-        </w:rPr>
-        <w:t xml:space="preserve">pairs, ils s’attachent au bord médial des branches </w:t>
-      </w:r>
-      <w:proofErr w:type="spellStart"/>
-      <w:r>
-        <w:rPr>
-          <w:rFonts w:ascii="Times New Roman" w:hAnsi="Times New Roman" w:cs="Times New Roman"/>
-          <w:sz w:val="24"/>
-          <w:szCs w:val="24"/>
-        </w:rPr>
-        <w:t>ischio</w:t>
-      </w:r>
-      <w:proofErr w:type="spellEnd"/>
-      <w:r>
-        <w:rPr>
-          <w:rFonts w:ascii="Times New Roman" w:hAnsi="Times New Roman" w:cs="Times New Roman"/>
-          <w:sz w:val="24"/>
-          <w:szCs w:val="24"/>
-        </w:rPr>
-        <w:t>-pubiennes et aux piliers du clitoris et du pénis.</w:t>
-      </w:r>
-      <w:r>
-        <w:rPr>
-          <w:rFonts w:ascii="Times New Roman" w:hAnsi="Times New Roman" w:cs="Times New Roman"/>
-          <w:sz w:val="24"/>
-          <w:szCs w:val="24"/>
-        </w:rPr>
-        <w:t xml:space="preserve"> </w:t>
-      </w:r>
-      <w:r>
-        <w:rPr>
-          <w:rFonts w:ascii="Times New Roman" w:hAnsi="Times New Roman" w:cs="Times New Roman"/>
-          <w:sz w:val="24"/>
-          <w:szCs w:val="24"/>
-        </w:rPr>
-        <w:t>En se contractant, ils propulsent le sang des piliers vers le corps du pénis et du clitoris.</w:t>
-      </w:r>
-    </w:p>
-    <w:p>
-      <w:pPr>
-        <w:pStyle w:val="Paragraphedeliste"/>
+        <w:t> : pairs, ils s’attachent au bord médial des branches ischio-pubiennes et aux piliers du clitoris et du pénis. En se contractant, ils propulsent le sang des piliers vers le corps du pénis et du clitoris.</w:t>
+      </w:r>
+    </w:p>
+    <w:p>
+      <w:pPr>
+        <w:pStyle w:val="ListParagraph"/>
         <w:numPr>
           <w:ilvl w:val="0"/>
           <w:numId w:val="4"/>
@@ -412,69 +297,39 @@
           <w:sz w:val="24"/>
           <w:szCs w:val="24"/>
         </w:rPr>
-        <w:t xml:space="preserve">Muscles </w:t>
-      </w:r>
-      <w:proofErr w:type="spellStart"/>
-      <w:r>
-        <w:rPr>
-          <w:rFonts w:ascii="Times New Roman" w:hAnsi="Times New Roman" w:cs="Times New Roman"/>
-          <w:b/>
-          <w:sz w:val="24"/>
-          <w:szCs w:val="24"/>
-        </w:rPr>
-        <w:t>bulbospongieux</w:t>
-      </w:r>
-      <w:proofErr w:type="spellEnd"/>
+        <w:t>Muscles bulbospongieux</w:t>
+      </w:r>
       <w:r>
         <w:rPr>
           <w:rFonts w:ascii="Times New Roman" w:hAnsi="Times New Roman" w:cs="Times New Roman"/>
           <w:sz w:val="24"/>
           <w:szCs w:val="24"/>
         </w:rPr>
-        <w:t> : pairs, ils s’insèrent sur le périnée, le bu</w:t>
-      </w:r>
-      <w:r>
+        <w:t> : pairs, ils s’insèrent sur le périnée, le bulbe du vestibule chez la femme, et le corps spongieux chez l’homme, En se contractant, ils chassent le sang vers le pénis et le clitoris. Chez l’homme, ils facilitent la vidange de l’urètre après la miction et l’éjaculation du sperme par leurs contractions réflexes.</w:t>
+      </w:r>
+    </w:p>
+    <w:p>
+      <w:pPr>
+        <w:pStyle w:val="Heading2"/>
+        <w:jc w:val="both"/>
         <w:rPr>
           <w:rFonts w:ascii="Times New Roman" w:hAnsi="Times New Roman" w:cs="Times New Roman"/>
           <w:sz w:val="24"/>
           <w:szCs w:val="24"/>
         </w:rPr>
-        <w:t>lbe du vestibule chez la femme,</w:t>
-      </w:r>
-      <w:r>
-        <w:rPr>
-          <w:rFonts w:ascii="Times New Roman" w:hAnsi="Times New Roman" w:cs="Times New Roman"/>
-          <w:sz w:val="24"/>
-          <w:szCs w:val="24"/>
-        </w:rPr>
-        <w:t xml:space="preserve"> et le corps spongieux chez l’homme, En se contractant, ils chassent le sang vers le pénis et le clitoris. Chez l’homme, ils facilitent la vidange de l’urètre après la miction et l’éjaculation du sperme par leurs contractions réflexes.</w:t>
-      </w:r>
-    </w:p>
-    <w:p>
-      <w:pPr>
-        <w:pStyle w:val="Titre2"/>
-        <w:keepNext/>
-        <w:keepLines/>
-        <w:jc w:val="both"/>
-        <w:rPr>
-          <w:rFonts w:ascii="Times New Roman" w:hAnsi="Times New Roman" w:cs="Times New Roman"/>
-          <w:sz w:val="24"/>
-          <w:szCs w:val="24"/>
-        </w:rPr>
       </w:pPr>
       <w:r>
         <w:t>3.3. Ligaments du pénis</w:t>
       </w:r>
     </w:p>
     <w:p>
-      <w:pPr/>
       <w:r>
         <w:t>Le pénis est attaché par deux ligaments :</w:t>
       </w:r>
     </w:p>
     <w:p>
       <w:pPr>
-        <w:pStyle w:val="Paragraphedeliste"/>
+        <w:pStyle w:val="ListParagraph"/>
         <w:numPr>
           <w:ilvl w:val="0"/>
           <w:numId w:val="16"/>
@@ -493,25 +348,8 @@
           <w:sz w:val="24"/>
           <w:szCs w:val="24"/>
         </w:rPr>
-        <w:t>L</w:t>
-      </w:r>
-      <w:r>
-        <w:rPr>
-          <w:rFonts w:ascii="Times New Roman" w:hAnsi="Times New Roman" w:cs="Times New Roman"/>
-          <w:b/>
-          <w:sz w:val="24"/>
-          <w:szCs w:val="24"/>
-        </w:rPr>
-        <w:t>igament suspenseur</w:t>
-      </w:r>
-      <w:r>
-        <w:rPr>
-          <w:rFonts w:ascii="Times New Roman" w:hAnsi="Times New Roman" w:cs="Times New Roman"/>
-          <w:b/>
-          <w:sz w:val="24"/>
-          <w:szCs w:val="24"/>
-        </w:rPr>
-        <w:t xml:space="preserve"> </w:t>
+        <w:lastRenderedPageBreak/>
+        <w:t xml:space="preserve">Ligament suspenseur </w:t>
       </w:r>
       <w:r>
         <w:rPr>
@@ -528,79 +366,12 @@
           <w:sz w:val="24"/>
           <w:szCs w:val="24"/>
         </w:rPr>
-        <w:t>il est attaché</w:t>
-      </w:r>
-      <w:r>
-        <w:rPr>
-          <w:rFonts w:ascii="Times New Roman" w:hAnsi="Times New Roman" w:cs="Times New Roman"/>
-          <w:sz w:val="24"/>
-          <w:szCs w:val="24"/>
-        </w:rPr>
-        <w:t xml:space="preserve"> en haut </w:t>
-      </w:r>
-      <w:r>
-        <w:rPr>
-          <w:rFonts w:ascii="Times New Roman" w:hAnsi="Times New Roman" w:cs="Times New Roman"/>
-          <w:sz w:val="24"/>
-          <w:szCs w:val="24"/>
-        </w:rPr>
-        <w:t>à la symphyse pubienne</w:t>
-      </w:r>
-      <w:r>
-        <w:rPr>
-          <w:rFonts w:ascii="Times New Roman" w:hAnsi="Times New Roman" w:cs="Times New Roman"/>
-          <w:sz w:val="24"/>
-          <w:szCs w:val="24"/>
-        </w:rPr>
-        <w:t xml:space="preserve"> et à la ligne blanche de la paroi abdominale antérieure</w:t>
-      </w:r>
-      <w:r>
-        <w:rPr>
-          <w:rFonts w:ascii="Times New Roman" w:hAnsi="Times New Roman" w:cs="Times New Roman"/>
-          <w:sz w:val="24"/>
-          <w:szCs w:val="24"/>
-        </w:rPr>
-        <w:t> ;</w:t>
-      </w:r>
-      <w:r>
-        <w:rPr>
-          <w:rFonts w:ascii="Times New Roman" w:hAnsi="Times New Roman" w:cs="Times New Roman"/>
-          <w:sz w:val="24"/>
-          <w:szCs w:val="24"/>
-        </w:rPr>
-        <w:t xml:space="preserve"> </w:t>
-      </w:r>
-      <w:r>
-        <w:rPr>
-          <w:rFonts w:ascii="Times New Roman" w:hAnsi="Times New Roman" w:cs="Times New Roman"/>
-          <w:color w:val="FF0000"/>
-          <w:sz w:val="24"/>
-          <w:szCs w:val="24"/>
-        </w:rPr>
-        <w:t>(figure 21.2</w:t>
-      </w:r>
-      <w:r>
-        <w:rPr>
-          <w:rFonts w:ascii="Times New Roman" w:hAnsi="Times New Roman" w:cs="Times New Roman"/>
-          <w:color w:val="FF0000"/>
-          <w:sz w:val="24"/>
-          <w:szCs w:val="24"/>
-        </w:rPr>
-        <w:t>)</w:t>
-      </w:r>
-      <w:r>
-        <w:rPr>
-          <w:rFonts w:ascii="Times New Roman" w:hAnsi="Times New Roman" w:cs="Times New Roman"/>
-          <w:color w:val="FF0000"/>
-          <w:sz w:val="24"/>
-          <w:szCs w:val="24"/>
-        </w:rPr>
-        <w:t> </w:t>
-      </w:r>
-    </w:p>
-    <w:p>
-      <w:pPr>
-        <w:pStyle w:val="Paragraphedeliste"/>
+        <w:t xml:space="preserve">il est attaché en haut à la symphyse pubienne et à la ligne blanche de la paroi abdominale antérieure ; </w:t>
+      </w:r>
+    </w:p>
+    <w:p>
+      <w:pPr>
+        <w:pStyle w:val="ListParagraph"/>
         <w:numPr>
           <w:ilvl w:val="0"/>
           <w:numId w:val="16"/>
@@ -619,49 +390,69 @@
           <w:sz w:val="24"/>
           <w:szCs w:val="24"/>
         </w:rPr>
-        <w:t xml:space="preserve">Ligament </w:t>
-      </w:r>
-      <w:proofErr w:type="spellStart"/>
-      <w:r>
-        <w:rPr>
-          <w:rFonts w:ascii="Times New Roman" w:hAnsi="Times New Roman" w:cs="Times New Roman"/>
-          <w:b/>
-          <w:sz w:val="24"/>
-          <w:szCs w:val="24"/>
-        </w:rPr>
-        <w:t>fundiforme</w:t>
-      </w:r>
-      <w:proofErr w:type="spellEnd"/>
+        <w:t>Ligament fundiforme</w:t>
+      </w:r>
       <w:r>
         <w:rPr>
           <w:rFonts w:ascii="Times New Roman" w:hAnsi="Times New Roman" w:cs="Times New Roman"/>
           <w:sz w:val="24"/>
           <w:szCs w:val="24"/>
         </w:rPr>
-        <w:t xml:space="preserve"> : </w:t>
-      </w:r>
-      <w:r>
+        <w:t> : il est attaché à la ligne blanche.</w:t>
+      </w:r>
+    </w:p>
+    <w:p>
+      <w:pPr>
+        <w:pStyle w:val="Heading2"/>
+        <w:jc w:val="both"/>
         <w:rPr>
           <w:rFonts w:ascii="Times New Roman" w:hAnsi="Times New Roman" w:cs="Times New Roman"/>
           <w:sz w:val="24"/>
           <w:szCs w:val="24"/>
         </w:rPr>
-        <w:t>il est</w:t>
-      </w:r>
-      <w:r>
+      </w:pPr>
+      <w:r>
+        <w:t>3.4. Glandes vestibulaires de Bartholin</w:t>
+      </w:r>
+    </w:p>
+    <w:p>
+      <w:r>
+        <w:t>chez la femme, elles sont situées dans le périnée, en arrière des bulbes vestibulaires. Elles participent à la lubrification de l’entrée du vagin. La lubrification vaginale dépend aussi de la transsudation vasculaire à travers la paroi vaginale lors de l’excitation sexuelle.</w:t>
+      </w:r>
+    </w:p>
+    <w:p>
+      <w:pPr>
+        <w:pStyle w:val="Heading2"/>
+        <w:jc w:val="both"/>
         <w:rPr>
           <w:rFonts w:ascii="Times New Roman" w:hAnsi="Times New Roman" w:cs="Times New Roman"/>
           <w:sz w:val="24"/>
           <w:szCs w:val="24"/>
         </w:rPr>
-        <w:t xml:space="preserve"> attaché à la ligne blanche.</w:t>
-      </w:r>
-    </w:p>
-    <w:p>
-      <w:pPr>
-        <w:pStyle w:val="Titre2"/>
-        <w:keepNext/>
-        <w:keepLines/>
+      </w:pPr>
+      <w:r>
+        <w:t>3.5. Glandes bulbo-urétrales de Cowper</w:t>
+      </w:r>
+    </w:p>
+    <w:p>
+      <w:r>
+        <w:t>chez l’homme, elles sont situées dans le bulbe du périnée. Elles sécrètent un liquide alcalin qui protège les spermatozoïdes dans la traversée de l’urètre et du vagin durant l’excitation sexuelle.</w:t>
+      </w:r>
+    </w:p>
+    <w:p>
+      <w:pPr>
+        <w:pStyle w:val="Heading1"/>
+        <w:rPr>
+          <w:color w:val="auto"/>
+        </w:rPr>
+      </w:pPr>
+      <w:r>
+        <w:t>4. Vascularisation</w:t>
+      </w:r>
+    </w:p>
+    <w:p>
+      <w:pPr>
+        <w:pStyle w:val="Heading2"/>
         <w:jc w:val="both"/>
         <w:rPr>
           <w:rFonts w:ascii="Times New Roman" w:hAnsi="Times New Roman" w:cs="Times New Roman"/>
@@ -670,20 +461,17 @@
         </w:rPr>
       </w:pPr>
       <w:r>
-        <w:t>3.4. Glandes vestibulaires de Bartholin</w:t>
-      </w:r>
-    </w:p>
-    <w:p>
-      <w:pPr/>
-      <w:r>
-        <w:t>chez la femme, elles sont situées dans le périnée, en arrière des bulbes vestibulaires. Elles participent à la lubrification de l’entrée du vagin. La lubrification vaginale dépend aussi de la transsudation vasculaire à travers la paroi vaginale lors de l’excitation sexuelle.</w:t>
-      </w:r>
-    </w:p>
-    <w:p>
-      <w:pPr>
-        <w:pStyle w:val="Titre2"/>
-        <w:keepNext/>
-        <w:keepLines/>
+        <w:t>4.1. Vascularisation artérielle</w:t>
+      </w:r>
+    </w:p>
+    <w:p>
+      <w:r>
+        <w:t xml:space="preserve">branches terminales  des artères pudendales internes, elles-mêmes branches antérieures des artères iliaques internes. </w:t>
+      </w:r>
+    </w:p>
+    <w:p>
+      <w:pPr>
+        <w:pStyle w:val="Heading2"/>
         <w:jc w:val="both"/>
         <w:rPr>
           <w:rFonts w:ascii="Times New Roman" w:hAnsi="Times New Roman" w:cs="Times New Roman"/>
@@ -692,91 +480,28 @@
         </w:rPr>
       </w:pPr>
       <w:r>
-        <w:t>3.5. Glandes bulbo-urétrales de Cowper</w:t>
-      </w:r>
-    </w:p>
-    <w:p>
-      <w:pPr/>
-      <w:r>
-        <w:t>chez l’homme, elles sont situées dans le bulbe du périnée. Elles sécrètent un liquide alcalin qui protège les spermatozoïdes dans la traversée de l’urètre et du vagin durant l’excitation sexuelle.</w:t>
-      </w:r>
-    </w:p>
-    <w:p>
-      <w:pPr>
-        <w:pStyle w:val="Titre1"/>
-        <w:keepNext/>
-        <w:keepLines/>
+        <w:t>4.2. Vascularisation veineuse</w:t>
+      </w:r>
+    </w:p>
+    <w:p>
+      <w:r>
+        <w:t>les veines pudendales internes accompagnent les artères pudendales internes et rejoignent principalement le système iliaque interne. Dans la lecture clinique ROP, les congestions veineuses pelviennes peuvent être prises en compte, mais il convient de ne pas assimiler directement le drainage veineux des organes érectiles au système porte hépatique.</w:t>
+      </w:r>
+    </w:p>
+    <w:p>
+      <w:pPr>
+        <w:pStyle w:val="Heading1"/>
         <w:rPr>
           <w:color w:val="auto"/>
         </w:rPr>
       </w:pPr>
       <w:r>
-        <w:t>4. Vascularisation</w:t>
-      </w:r>
-    </w:p>
-    <w:p>
-      <w:pPr>
-        <w:pStyle w:val="Titre2"/>
-        <w:keepNext/>
-        <w:keepLines/>
-        <w:jc w:val="both"/>
-        <w:rPr>
-          <w:rFonts w:ascii="Times New Roman" w:hAnsi="Times New Roman" w:cs="Times New Roman"/>
-          <w:sz w:val="24"/>
-          <w:szCs w:val="24"/>
-        </w:rPr>
-      </w:pPr>
-      <w:r>
-        <w:t>4.1. Vascularisation artérielle</w:t>
-      </w:r>
-    </w:p>
-    <w:p>
-      <w:pPr/>
-      <w:r>
-        <w:t>branches terminales  des artères pudendales internes, elles-mêmes branches antérieures des artères iliaques internes. (figure 17.3)</w:t>
-      </w:r>
-    </w:p>
-    <w:p>
-      <w:pPr>
-        <w:pStyle w:val="Titre2"/>
-        <w:keepNext/>
-        <w:keepLines/>
-        <w:jc w:val="both"/>
-        <w:rPr>
-          <w:rFonts w:ascii="Times New Roman" w:hAnsi="Times New Roman" w:cs="Times New Roman"/>
-          <w:b/>
-          <w:sz w:val="24"/>
-          <w:szCs w:val="24"/>
-        </w:rPr>
-      </w:pPr>
-      <w:r>
-        <w:t>4.2. Vascularisation veineuse</w:t>
-      </w:r>
-    </w:p>
-    <w:p>
-      <w:pPr/>
-      <w:r>
-        <w:t>les veines pudendales internes accompagnent les artères pudendales internes et rejoignent principalement le système iliaque interne. Dans la lecture clinique ROP, les congestions veineuses pelviennes peuvent être prises en compte, mais il convient de ne pas assimiler directement le drainage veineux des organes érectiles au système porte hépatique.</w:t>
-      </w:r>
-    </w:p>
-    <w:p>
-      <w:pPr>
-        <w:pStyle w:val="Titre1"/>
-        <w:keepNext/>
-        <w:keepLines/>
-        <w:rPr>
-          <w:color w:val="auto"/>
-        </w:rPr>
-      </w:pPr>
-      <w:r>
         <w:t>5. Innervation</w:t>
       </w:r>
     </w:p>
     <w:p>
       <w:pPr>
-        <w:pStyle w:val="Titre2"/>
-        <w:keepNext/>
-        <w:keepLines/>
+        <w:pStyle w:val="Heading2"/>
         <w:jc w:val="both"/>
         <w:rPr>
           <w:rFonts w:ascii="Times New Roman" w:hAnsi="Times New Roman" w:cs="Times New Roman"/>
@@ -790,16 +515,13 @@
       </w:r>
     </w:p>
     <w:p>
-      <w:pPr/>
-      <w:r>
-        <w:t>le nerf pudendal est le principal nerf du périnée. Il assure la sensibilité des organes génitaux externes et la commande somatique des muscles périnéaux striés, notamment les muscles bulbospongieux et ischiocaverneux. (figures 21.3 et 21.4)</w:t>
-      </w:r>
-    </w:p>
-    <w:p>
-      <w:pPr>
-        <w:pStyle w:val="Titre2"/>
-        <w:keepNext/>
-        <w:keepLines/>
+      <w:r>
+        <w:t xml:space="preserve">le nerf pudendal est le principal nerf du périnée. Il assure la sensibilité des organes génitaux externes et la commande somatique des muscles périnéaux striés, notamment les muscles bulbospongieux et ischiocaverneux. </w:t>
+      </w:r>
+    </w:p>
+    <w:p>
+      <w:pPr>
+        <w:pStyle w:val="Heading2"/>
         <w:jc w:val="both"/>
         <w:rPr>
           <w:rFonts w:ascii="Times New Roman" w:hAnsi="Times New Roman" w:cs="Times New Roman"/>
@@ -813,16 +535,13 @@
       </w:r>
     </w:p>
     <w:p>
-      <w:pPr/>
       <w:r>
         <w:t>(figures 4.26 et 21.5)</w:t>
       </w:r>
     </w:p>
     <w:p>
       <w:pPr>
-        <w:pStyle w:val="Titre2"/>
-        <w:keepNext/>
-        <w:keepLines/>
+        <w:pStyle w:val="Heading2"/>
         <w:jc w:val="both"/>
         <w:rPr>
           <w:rFonts w:ascii="Times New Roman" w:hAnsi="Times New Roman" w:cs="Times New Roman"/>
@@ -835,16 +554,13 @@
       </w:r>
     </w:p>
     <w:p>
-      <w:pPr/>
       <w:r>
         <w:t>il participe à la vasodilatation et au remplissage des corps érectiles ;</w:t>
       </w:r>
     </w:p>
     <w:p>
       <w:pPr>
-        <w:pStyle w:val="Titre2"/>
-        <w:keepNext/>
-        <w:keepLines/>
+        <w:pStyle w:val="Heading2"/>
         <w:jc w:val="both"/>
         <w:rPr>
           <w:rFonts w:ascii="Times New Roman" w:hAnsi="Times New Roman" w:cs="Times New Roman"/>
@@ -857,153 +573,25 @@
       </w:r>
     </w:p>
     <w:p>
-      <w:pPr/>
       <w:r>
         <w:t>il intervient notamment dans la phase d’émission de l’éjaculation.</w:t>
       </w:r>
     </w:p>
     <w:p>
       <w:pPr>
-        <w:pStyle w:val="Titre1"/>
-        <w:keepNext/>
-        <w:keepLines/>
+        <w:pStyle w:val="Heading1"/>
         <w:rPr>
           <w:color w:val="auto"/>
         </w:rPr>
       </w:pPr>
       <w:r>
+        <w:lastRenderedPageBreak/>
         <w:t>6. Physiologie</w:t>
       </w:r>
     </w:p>
     <w:p>
       <w:pPr>
-        <w:pStyle w:val="Titre2"/>
-        <w:keepNext/>
-        <w:keepLines/>
-        <w:rPr>
-          <w:rFonts w:ascii="Times New Roman" w:hAnsi="Times New Roman" w:cs="Times New Roman"/>
-          <w:b/>
-          <w:sz w:val="24"/>
-          <w:szCs w:val="24"/>
-        </w:rPr>
-      </w:pPr>
-      <w:r>
-        <w:t>6.1. Érection</w:t>
-      </w:r>
-    </w:p>
-    <w:p>
-      <w:pPr/>
-      <w:r>
-        <w:t>sous l’influence parasympathique sacrée S2 à S4, la vasodilatation des artères pudendales internes et de leurs branches augmente l’afflux sanguin dans les corps érectiles du pénis et du clitoris. Chez la femme, l’excitation sexuelle s’accompagne aussi d’une congestion vulvo-vaginale et d’une lubrification vaginale.</w:t>
-      </w:r>
-    </w:p>
-    <w:p>
-      <w:pPr>
-        <w:pStyle w:val="Titre2"/>
-        <w:keepNext/>
-        <w:keepLines/>
-        <w:rPr>
-          <w:rFonts w:ascii="Times New Roman" w:hAnsi="Times New Roman" w:cs="Times New Roman"/>
-          <w:b/>
-          <w:sz w:val="24"/>
-          <w:szCs w:val="24"/>
-        </w:rPr>
-      </w:pPr>
-      <w:r>
-        <w:t>6.2. Éjaculation</w:t>
-      </w:r>
-    </w:p>
-    <w:p>
-      <w:pPr/>
-      <w:r>
-        <w:t>elle comporte une phase d’émission, principalement sympathique, avec progression des sécrétions des voies génitales vers l’urètre prostatique, puis une phase d’expulsion, qui mobilise notamment les contractions rythmiques des muscles bulbospongieux sous contrôle somatique pudendal.</w:t>
-      </w:r>
-    </w:p>
-    <w:p>
-      <w:pPr>
-        <w:pStyle w:val="Titre2"/>
-        <w:keepNext/>
-        <w:keepLines/>
-        <w:rPr>
-          <w:rFonts w:ascii="Times New Roman" w:hAnsi="Times New Roman" w:cs="Times New Roman"/>
-          <w:b/>
-          <w:sz w:val="24"/>
-          <w:szCs w:val="24"/>
-        </w:rPr>
-      </w:pPr>
-      <w:r>
-        <w:t>6.3. Orgasme</w:t>
-      </w:r>
-    </w:p>
-    <w:p>
-      <w:pPr/>
-      <w:r>
-        <w:t>action du sympathique chez la femme et chez l’homme.</w:t>
-      </w:r>
-    </w:p>
-    <w:p>
-      <w:pPr>
-        <w:pStyle w:val="Titre1"/>
-        <w:keepNext/>
-        <w:keepLines/>
-        <w:rPr>
-          <w:color w:val="auto"/>
-        </w:rPr>
-      </w:pPr>
-      <w:r>
-        <w:t>7. Pathologies courantes</w:t>
-      </w:r>
-    </w:p>
-    <w:p>
-      <w:pPr>
-        <w:pStyle w:val="Titre2"/>
-        <w:keepNext/>
-        <w:keepLines/>
-        <w:rPr>
-          <w:rFonts w:ascii="Times New Roman" w:hAnsi="Times New Roman" w:cs="Times New Roman"/>
-          <w:b/>
-          <w:sz w:val="24"/>
-          <w:szCs w:val="24"/>
-        </w:rPr>
-      </w:pPr>
-      <w:r>
-        <w:t>7.1. Déficit gonadique</w:t>
-      </w:r>
-    </w:p>
-    <w:p>
-      <w:pPr/>
-      <w:r>
-        <w:t>diminution de la fertilité, baisse de libido, dysménorrhée, pré-ménopause et andropause précoces Cf. Chapitre 5 Mécanisme de stress, page…)</w:t>
-      </w:r>
-    </w:p>
-    <w:p>
-      <w:pPr>
-        <w:pStyle w:val="Titre2"/>
-        <w:keepNext/>
-        <w:keepLines/>
-        <w:rPr>
-          <w:rFonts w:ascii="Times New Roman" w:hAnsi="Times New Roman" w:cs="Times New Roman"/>
-          <w:b/>
-          <w:color w:val="FF0000"/>
-          <w:sz w:val="24"/>
-          <w:szCs w:val="24"/>
-        </w:rPr>
-      </w:pPr>
-      <w:r>
-        <w:t>7.2. Troubles sexuels chez l’homme</w:t>
-      </w:r>
-    </w:p>
-    <w:p>
-      <w:pPr/>
-      <w:r>
-        <w:t>les troubles sexuels sont nombreux et fréquents : perte de la libido, pannes sexuelles, problèmes d’érection, éjaculation rapide, incapacité à éjaculer, douleurs pendant les rapports. (Cf. Chapitre 16 Reins, vascularisation veineuse, rein gauche, page…)</w:t>
-      </w:r>
-    </w:p>
-    <w:p>
-      <w:pPr>
-        <w:pStyle w:val="Titre2"/>
-        <w:keepNext/>
-        <w:keepLines/>
+        <w:pStyle w:val="Heading2"/>
         <w:rPr>
           <w:rFonts w:ascii="Times New Roman" w:hAnsi="Times New Roman" w:cs="Times New Roman"/>
           <w:sz w:val="24"/>
@@ -1011,20 +599,17 @@
         </w:rPr>
       </w:pPr>
       <w:r>
-        <w:t>7.3. Troubles sexuels chez la femme</w:t>
-      </w:r>
-    </w:p>
-    <w:p>
-      <w:pPr/>
-      <w:r>
-        <w:t>les troubles sexuels sont aussi nombreux et fréquents, manque d’intérêt sexuel (faible libido), sécheresse vaginale, douleurs pendant les rapports, vaginisme (spasmes douloureux des muscles du vagin), anorgasmie.</w:t>
-      </w:r>
-    </w:p>
-    <w:p>
-      <w:pPr>
-        <w:pStyle w:val="Titre2"/>
-        <w:keepNext/>
-        <w:keepLines/>
+        <w:t>6.1. Érection</w:t>
+      </w:r>
+    </w:p>
+    <w:p>
+      <w:r>
+        <w:t>sous l’influence parasympathique sacrée S2 à S4, la vasodilatation des artères pudendales internes et de leurs branches augmente l’afflux sanguin dans les corps érectiles du pénis et du clitoris. Chez la femme, l’excitation sexuelle s’accompagne aussi d’une congestion vulvo-vaginale et d’une lubrification vaginale.</w:t>
+      </w:r>
+    </w:p>
+    <w:p>
+      <w:pPr>
+        <w:pStyle w:val="Heading2"/>
         <w:rPr>
           <w:rFonts w:ascii="Times New Roman" w:hAnsi="Times New Roman" w:cs="Times New Roman"/>
           <w:sz w:val="24"/>
@@ -1032,20 +617,64 @@
         </w:rPr>
       </w:pPr>
       <w:r>
-        <w:t>7.4. Causes organiques</w:t>
-      </w:r>
-    </w:p>
-    <w:p>
-      <w:pPr/>
-      <w:r>
-        <w:t>diabète, hyperlipidémie, hypertension artérielle,  insuffisance coronarienne, AVC, obésité.</w:t>
-      </w:r>
-    </w:p>
-    <w:p>
-      <w:pPr>
-        <w:pStyle w:val="Titre2"/>
-        <w:keepNext/>
-        <w:keepLines/>
+        <w:t>6.2. Éjaculation</w:t>
+      </w:r>
+    </w:p>
+    <w:p>
+      <w:r>
+        <w:t>elle comporte une phase d’émission, principalement sympathique, avec progression des sécrétions des voies génitales vers l’urètre prostatique, puis une phase d’expulsion, qui mobilise notamment les contractions rythmiques des muscles bulbospongieux sous contrôle somatique pudendal.</w:t>
+      </w:r>
+    </w:p>
+    <w:p>
+      <w:pPr>
+        <w:pStyle w:val="Heading2"/>
+        <w:rPr>
+          <w:rFonts w:ascii="Times New Roman" w:hAnsi="Times New Roman" w:cs="Times New Roman"/>
+          <w:sz w:val="24"/>
+          <w:szCs w:val="24"/>
+        </w:rPr>
+      </w:pPr>
+      <w:r>
+        <w:t>6.3. Orgasme</w:t>
+      </w:r>
+    </w:p>
+    <w:p>
+      <w:r>
+        <w:t>action du sympathique chez la femme et chez l’homme.</w:t>
+      </w:r>
+    </w:p>
+    <w:p>
+      <w:pPr>
+        <w:pStyle w:val="Heading1"/>
+        <w:rPr>
+          <w:color w:val="auto"/>
+        </w:rPr>
+      </w:pPr>
+      <w:r>
+        <w:t>7. Pathologies courantes</w:t>
+      </w:r>
+    </w:p>
+    <w:p>
+      <w:pPr>
+        <w:pStyle w:val="Heading2"/>
+        <w:rPr>
+          <w:rFonts w:ascii="Times New Roman" w:hAnsi="Times New Roman" w:cs="Times New Roman"/>
+          <w:sz w:val="24"/>
+          <w:szCs w:val="24"/>
+        </w:rPr>
+      </w:pPr>
+      <w:r>
+        <w:t>7.1. Déficit gonadique</w:t>
+      </w:r>
+    </w:p>
+    <w:p>
+      <w:r>
+        <w:t>diminution de la fertilité, baisse de libido, dysménorrhée, pré-ménopause et andropause précoces Cf. Chapitre 5 Mécanisme de stress, page…)</w:t>
+      </w:r>
+    </w:p>
+    <w:p>
+      <w:pPr>
+        <w:pStyle w:val="Heading2"/>
         <w:rPr>
           <w:rFonts w:ascii="Times New Roman" w:hAnsi="Times New Roman" w:cs="Times New Roman"/>
           <w:color w:val="FF0000"/>
@@ -1054,20 +683,17 @@
         </w:rPr>
       </w:pPr>
       <w:r>
-        <w:t>7.5. Causes psycho-émotionnelles</w:t>
-      </w:r>
-    </w:p>
-    <w:p>
-      <w:pPr/>
-      <w:r>
-        <w:t>Cf. Relations viscéro-émotionnelles).</w:t>
-      </w:r>
-    </w:p>
-    <w:p>
-      <w:pPr>
-        <w:pStyle w:val="Titre1"/>
-        <w:keepNext/>
-        <w:keepLines/>
+        <w:t>7.2. Troubles sexuels chez l’homme</w:t>
+      </w:r>
+    </w:p>
+    <w:p>
+      <w:r>
+        <w:t>les troubles sexuels sont nombreux et fréquents : perte de la libido, pannes sexuelles, problèmes d’érection, éjaculation rapide, incapacité à éjaculer, douleurs pendant les rapports. (Cf. Chapitre 16 Reins, vascularisation veineuse, rein gauche, page…)</w:t>
+      </w:r>
+    </w:p>
+    <w:p>
+      <w:pPr>
+        <w:pStyle w:val="Heading2"/>
         <w:rPr>
           <w:rFonts w:ascii="Times New Roman" w:hAnsi="Times New Roman" w:cs="Times New Roman"/>
           <w:sz w:val="24"/>
@@ -1075,12 +701,67 @@
         </w:rPr>
       </w:pPr>
       <w:r>
+        <w:t>7.3. Troubles sexuels chez la femme</w:t>
+      </w:r>
+    </w:p>
+    <w:p>
+      <w:r>
+        <w:t>les troubles sexuels sont aussi nombreux et fréquents, manque d’intérêt sexuel (faible libido), sécheresse vaginale, douleurs pendant les rapports, vaginisme (spasmes douloureux des muscles du vagin), anorgasmie.</w:t>
+      </w:r>
+    </w:p>
+    <w:p>
+      <w:pPr>
+        <w:pStyle w:val="Heading2"/>
+        <w:rPr>
+          <w:rFonts w:ascii="Times New Roman" w:hAnsi="Times New Roman" w:cs="Times New Roman"/>
+          <w:sz w:val="24"/>
+          <w:szCs w:val="24"/>
+        </w:rPr>
+      </w:pPr>
+      <w:r>
+        <w:t>7.4. Causes organiques</w:t>
+      </w:r>
+    </w:p>
+    <w:p>
+      <w:r>
+        <w:t>diabète, hyperlipidémie, hypertension artérielle,  insuffisance coronarienne, AVC, obésité.</w:t>
+      </w:r>
+    </w:p>
+    <w:p>
+      <w:pPr>
+        <w:pStyle w:val="Heading2"/>
+        <w:rPr>
+          <w:rFonts w:ascii="Times New Roman" w:hAnsi="Times New Roman" w:cs="Times New Roman"/>
+          <w:color w:val="FF0000"/>
+          <w:sz w:val="24"/>
+          <w:szCs w:val="24"/>
+        </w:rPr>
+      </w:pPr>
+      <w:r>
+        <w:t>7.5. Causes psycho-émotionnelles</w:t>
+      </w:r>
+    </w:p>
+    <w:p>
+      <w:r>
+        <w:t>Cf. Relations viscéro-émotionnelles).</w:t>
+      </w:r>
+    </w:p>
+    <w:p>
+      <w:pPr>
+        <w:pStyle w:val="Heading1"/>
+        <w:rPr>
+          <w:rFonts w:ascii="Times New Roman" w:hAnsi="Times New Roman" w:cs="Times New Roman"/>
+          <w:sz w:val="24"/>
+          <w:szCs w:val="24"/>
+        </w:rPr>
+      </w:pPr>
+      <w:r>
         <w:t>8. Relations viscéro-somatiques</w:t>
       </w:r>
     </w:p>
     <w:p>
       <w:pPr>
-        <w:pStyle w:val="Paragraphedeliste"/>
+        <w:pStyle w:val="ListParagraph"/>
         <w:numPr>
           <w:ilvl w:val="0"/>
           <w:numId w:val="9"/>
@@ -1102,9 +783,7 @@
     </w:p>
     <w:p>
       <w:pPr>
-        <w:pStyle w:val="Titre1"/>
-        <w:keepNext/>
-        <w:keepLines/>
+        <w:pStyle w:val="Heading1"/>
         <w:rPr>
           <w:rFonts w:ascii="Times New Roman" w:hAnsi="Times New Roman" w:cs="Times New Roman"/>
           <w:color w:val="FF0000"/>
@@ -1145,103 +824,35 @@
           <w:sz w:val="24"/>
           <w:szCs w:val="24"/>
         </w:rPr>
-        <w:t>Chez l’homme mais encore plus chez la femme, la sexualité se passe autant dans la tête et dans le cœur que dans le corps. Les stress psycho</w:t>
-      </w:r>
-      <w:r>
-        <w:rPr>
-          <w:rFonts w:ascii="Times New Roman" w:hAnsi="Times New Roman" w:cs="Times New Roman"/>
-          <w:sz w:val="24"/>
-          <w:szCs w:val="24"/>
-        </w:rPr>
-        <w:t>-</w:t>
-      </w:r>
-      <w:r>
-        <w:rPr>
-          <w:rFonts w:ascii="Times New Roman" w:hAnsi="Times New Roman" w:cs="Times New Roman"/>
-          <w:sz w:val="24"/>
-          <w:szCs w:val="24"/>
-        </w:rPr>
-        <w:t>émotionnels sont des obstacles à une sexualité épanouie : perte de l’estime de soi, anxiété, stress, angoisse de la performance, dépression, conflits au sein du couple, tabous religieux, éducation</w:t>
-      </w:r>
-      <w:r>
-        <w:rPr>
-          <w:rFonts w:ascii="Times New Roman" w:hAnsi="Times New Roman" w:cs="Times New Roman"/>
-          <w:sz w:val="24"/>
-          <w:szCs w:val="24"/>
-        </w:rPr>
-        <w:t>n</w:t>
-      </w:r>
-      <w:r>
-        <w:rPr>
-          <w:rFonts w:ascii="Times New Roman" w:hAnsi="Times New Roman" w:cs="Times New Roman"/>
-          <w:sz w:val="24"/>
-          <w:szCs w:val="24"/>
-        </w:rPr>
-        <w:t>els, traumatismes sexuels vécus dans le passé (inceste, viol,</w:t>
-      </w:r>
-      <w:r>
-        <w:rPr>
-          <w:rFonts w:ascii="Times New Roman" w:hAnsi="Times New Roman" w:cs="Times New Roman"/>
-          <w:sz w:val="24"/>
-          <w:szCs w:val="24"/>
-        </w:rPr>
-        <w:t xml:space="preserve"> attouchements</w:t>
-      </w:r>
-      <w:r>
-        <w:rPr>
-          <w:rFonts w:ascii="Times New Roman" w:hAnsi="Times New Roman" w:cs="Times New Roman"/>
-          <w:sz w:val="24"/>
-          <w:szCs w:val="24"/>
-        </w:rPr>
-        <w:t xml:space="preserve"> </w:t>
-      </w:r>
-      <w:proofErr w:type="spellStart"/>
-      <w:r>
-        <w:rPr>
-          <w:rFonts w:ascii="Times New Roman" w:hAnsi="Times New Roman" w:cs="Times New Roman"/>
-          <w:sz w:val="24"/>
-          <w:szCs w:val="24"/>
-        </w:rPr>
-        <w:t>etc</w:t>
-      </w:r>
-      <w:proofErr w:type="spellEnd"/>
-      <w:r>
-        <w:rPr>
-          <w:rFonts w:ascii="Times New Roman" w:hAnsi="Times New Roman" w:cs="Times New Roman"/>
-          <w:sz w:val="24"/>
-          <w:szCs w:val="24"/>
-        </w:rPr>
-        <w:t>).</w:t>
+        <w:lastRenderedPageBreak/>
+        <w:t>Chez l’homme mais encore plus chez la femme, la sexualité se passe autant dans la tête et dans le cœur que dans le corps. Les stress psycho-émotionnels sont des obstacles à une sexualité épanouie : perte de l’estime de soi, anxiété, stress, angoisse de la performance, dépression, conflits au sein du couple, tabous religieux, éducationnels, traumatismes sexuels vécus dans le passé (inceste, viol, attouchements etc).</w:t>
       </w:r>
     </w:p>
     <w:p/>
     <w:p>
       <w:pPr>
-        <w:pStyle w:val="Titre1"/>
-      </w:pPr>
-      <w:r>
-        <w:t>10. Zones réflexes podales</w:t>
-      </w:r>
-    </w:p>
-    <w:p>
-      <w:r>
-        <w:rPr>
-          <w:i w:val="0"/>
-        </w:rPr>
+        <w:pStyle w:val="Heading1"/>
+      </w:pPr>
+      <w:r>
+        <w:t xml:space="preserve">10. Zones réflexes </w:t>
+      </w:r>
+      <w:r>
+        <w:t>ROP</w:t>
+      </w:r>
+    </w:p>
+    <w:p>
+      <w:r>
         <w:t>Les localisations décrites ci-dessous appartiennent à la cartographie clinique de la ROP. Elles ne constituent pas une projection anatomique directe des organes érectiles, de leurs nerfs ou des centres de la réponse sexuelle sur le pied. Leur sélection dépend de l’anamnèse, des tests, des réactions palpatoires et du trouble fonctionnel concerné.</w:t>
       </w:r>
     </w:p>
     <w:p>
       <w:r>
-        <w:rPr>
-          <w:i w:val="0"/>
-        </w:rPr>
         <w:t>Pour le système érectile, la lecture des zones réflexes peut être organisée selon les quatre niveaux du protocole ROP. La distinction entre voies autonomes, innervation somatique, structures érectiles et intégration centrale permet d’éviter de confondre des mécanismes de nature différente.</w:t>
       </w:r>
     </w:p>
     <w:p>
       <w:pPr>
-        <w:pStyle w:val="Titre2"/>
+        <w:pStyle w:val="Heading2"/>
       </w:pPr>
       <w:r>
         <w:t>10.1. Repères podaux de base</w:t>
@@ -1249,88 +860,67 @@
     </w:p>
     <w:p>
       <w:r>
-        <w:rPr>
-          <w:i w:val="0"/>
-        </w:rPr>
         <w:t>Les repères historiques de la méthode sont conservés et redistribués dans les quatre niveaux du protocole.</w:t>
       </w:r>
     </w:p>
     <w:p>
       <w:pPr>
-        <w:pStyle w:val="Paragraphedeliste"/>
+        <w:pStyle w:val="ListParagraph"/>
         <w:spacing w:after="36"/>
         <w:ind w:left="255" w:hanging="142"/>
       </w:pPr>
       <w:r>
-        <w:t xml:space="preserve">• </w:t>
-      </w:r>
-      <w:r>
-        <w:t>Nerf pudendal S2-S4 : face latérale du talon, en relation cartographique avec le plexus sacré et la région de l’épine ischiatique (figures 17.15 et 17.16).</w:t>
-      </w:r>
-    </w:p>
-    <w:p>
-      <w:pPr>
-        <w:pStyle w:val="Paragraphedeliste"/>
+        <w:t>• Nerf pudendal S2-S4 : face latérale du talon, en relation cartographique avec le plexus sacré et la région de l’épine ischiatique.</w:t>
+      </w:r>
+    </w:p>
+    <w:p>
+      <w:pPr>
+        <w:pStyle w:val="ListParagraph"/>
         <w:spacing w:after="36"/>
         <w:ind w:left="255" w:hanging="142"/>
       </w:pPr>
       <w:r>
-        <w:t xml:space="preserve">• </w:t>
-      </w:r>
-      <w:r>
-        <w:t>Suite du trajet pudendal : face plantaire du talon puis bord médial de la branche ischiopubienne (figures 21.6 et 21.7).</w:t>
-      </w:r>
-    </w:p>
-    <w:p>
-      <w:pPr>
-        <w:pStyle w:val="Paragraphedeliste"/>
+        <w:t>• Suite du trajet pudendal : face plantaire du talon puis bord médial de la branche ischiopubienne.</w:t>
+      </w:r>
+    </w:p>
+    <w:p>
+      <w:pPr>
+        <w:pStyle w:val="ListParagraph"/>
         <w:spacing w:after="36"/>
         <w:ind w:left="255" w:hanging="142"/>
       </w:pPr>
       <w:r>
-        <w:t xml:space="preserve">• </w:t>
-      </w:r>
-      <w:r>
-        <w:t>Corps caverneux et muscles ischiocaverneux : bord médial des branches ischiopubiennes.</w:t>
-      </w:r>
-    </w:p>
-    <w:p>
-      <w:pPr>
-        <w:pStyle w:val="Paragraphedeliste"/>
+        <w:t>• Corps caverneux et muscles ischiocaverneux : bord médial des branches ischiopubiennes.</w:t>
+      </w:r>
+    </w:p>
+    <w:p>
+      <w:pPr>
+        <w:pStyle w:val="ListParagraph"/>
         <w:spacing w:after="36"/>
         <w:ind w:left="255" w:hanging="142"/>
       </w:pPr>
       <w:r>
-        <w:t xml:space="preserve">• </w:t>
-      </w:r>
-      <w:r>
-        <w:t>Organes érectiles : extrémité médiale de la branche iliopubienne, au bord antérieur du talon.</w:t>
-      </w:r>
-    </w:p>
-    <w:p>
-      <w:pPr>
-        <w:pStyle w:val="Paragraphedeliste"/>
+        <w:t>• Organes érectiles : extrémité médiale de la branche iliopubienne, au bord antérieur du talon.</w:t>
+      </w:r>
+    </w:p>
+    <w:p>
+      <w:pPr>
+        <w:pStyle w:val="ListParagraph"/>
         <w:spacing w:after="36"/>
         <w:ind w:left="255" w:hanging="142"/>
       </w:pPr>
       <w:r>
-        <w:t xml:space="preserve">• </w:t>
-      </w:r>
-      <w:r>
-        <w:t>Ligaments sacrotubéral et sacroépineux : bord postérieur des talons (figure 17.21).</w:t>
-      </w:r>
-    </w:p>
-    <w:p>
-      <w:r>
-        <w:rPr>
-          <w:i w:val="0"/>
-        </w:rPr>
+        <w:t>• Ligaments sacrotubéral et sacroépineux : bord postérieur des talons.</w:t>
+      </w:r>
+    </w:p>
+    <w:p>
+      <w:r>
         <w:t>Ces localisations constituent des repères cliniques ROP. Elles sont ensuite hiérarchisées selon le mécanisme dominant et le contexte clinique.</w:t>
       </w:r>
     </w:p>
     <w:p>
       <w:pPr>
-        <w:pStyle w:val="Titre2"/>
+        <w:pStyle w:val="Heading2"/>
       </w:pPr>
       <w:r>
         <w:t>10.2. Niveau 1 — Régulation des centres supérieurs</w:t>
@@ -1338,62 +928,47 @@
     </w:p>
     <w:p>
       <w:r>
-        <w:rPr>
-          <w:i w:val="0"/>
-        </w:rPr>
         <w:t>Le Niveau 1 concerne l’intégration centrale de l’excitation sexuelle, de l’attention, de la motivation, des signaux sensoriels et du contexte émotionnel. Il n’est pas nécessairement prioritaire dans tout trouble sexuel, mais prend de l’importance lorsque le désir, l’anticipation, l’anxiété de performance ou le contexte émotionnel participent au tableau.</w:t>
       </w:r>
     </w:p>
     <w:p>
       <w:pPr>
-        <w:pStyle w:val="Paragraphedeliste"/>
+        <w:pStyle w:val="ListParagraph"/>
         <w:spacing w:after="36"/>
         <w:ind w:left="255" w:hanging="142"/>
       </w:pPr>
       <w:r>
-        <w:t xml:space="preserve">• </w:t>
-      </w:r>
-      <w:r>
-        <w:t>Zones réflexes occipitales et centres supérieurs selon la cartographie ROP.</w:t>
-      </w:r>
-    </w:p>
-    <w:p>
-      <w:pPr>
-        <w:pStyle w:val="Paragraphedeliste"/>
+        <w:t>• Zones réflexes occipitales et centres supérieurs selon la cartographie ROP.</w:t>
+      </w:r>
+    </w:p>
+    <w:p>
+      <w:pPr>
+        <w:pStyle w:val="ListParagraph"/>
         <w:spacing w:after="36"/>
         <w:ind w:left="255" w:hanging="142"/>
       </w:pPr>
       <w:r>
-        <w:t xml:space="preserve">• </w:t>
-      </w:r>
-      <w:r>
-        <w:t>Diencéphale, notamment hypothalamus, dans la régulation neuroendocrine et autonome.</w:t>
-      </w:r>
-    </w:p>
-    <w:p>
-      <w:pPr>
-        <w:pStyle w:val="Paragraphedeliste"/>
+        <w:t>• Diencéphale, notamment hypothalamus, dans la régulation neuroendocrine et autonome.</w:t>
+      </w:r>
+    </w:p>
+    <w:p>
+      <w:pPr>
+        <w:pStyle w:val="ListParagraph"/>
         <w:spacing w:after="36"/>
         <w:ind w:left="255" w:hanging="142"/>
       </w:pPr>
       <w:r>
-        <w:t xml:space="preserve">• </w:t>
-      </w:r>
-      <w:r>
-        <w:t>Réseaux centraux et cortico-limbiques impliqués dans la perception, la motivation et le contexte émotionnel.</w:t>
-      </w:r>
-    </w:p>
-    <w:p>
-      <w:pPr>
-        <w:pStyle w:val="Paragraphedeliste"/>
+        <w:t>• Réseaux centraux et cortico-limbiques impliqués dans la perception, la motivation et le contexte émotionnel.</w:t>
+      </w:r>
+    </w:p>
+    <w:p>
+      <w:pPr>
+        <w:pStyle w:val="ListParagraph"/>
         <w:spacing w:after="36"/>
         <w:ind w:left="255" w:hanging="142"/>
       </w:pPr>
       <w:r>
-        <w:t xml:space="preserve">• </w:t>
-      </w:r>
-      <w:r>
-        <w:t>Nerf olfactif I : repère sensoriel associé de la cartographie ROP, à utiliser lorsqu’il est pertinent dans la lecture clinique et non comme cible obligatoire.</w:t>
+        <w:t>• Nerf olfactif I : repère sensoriel associé de la cartographie ROP, à utiliser lorsqu’il est pertinent dans la lecture clinique et non comme cible obligatoire.</w:t>
       </w:r>
     </w:p>
     <w:p>
@@ -1410,7 +985,7 @@
     </w:p>
     <w:p>
       <w:pPr>
-        <w:shd w:fill="F3EEE4"/>
+        <w:shd w:val="clear" w:color="auto" w:fill="F3EEE4"/>
         <w:spacing w:before="80" w:after="100"/>
         <w:ind w:left="142" w:right="142"/>
       </w:pPr>
@@ -1418,6 +993,7 @@
         <w:rPr>
           <w:b/>
         </w:rPr>
+        <w:lastRenderedPageBreak/>
         <w:t xml:space="preserve">INTÉRÊT EN ROP — </w:t>
       </w:r>
       <w:r>
@@ -1426,7 +1002,7 @@
     </w:p>
     <w:p>
       <w:pPr>
-        <w:pStyle w:val="Titre2"/>
+        <w:pStyle w:val="Heading2"/>
       </w:pPr>
       <w:r>
         <w:t>10.3. Niveau 2 — Régulation neuro-végétative et adaptation</w:t>
@@ -1434,62 +1010,47 @@
     </w:p>
     <w:p>
       <w:r>
-        <w:rPr>
-          <w:i w:val="0"/>
-        </w:rPr>
         <w:t>Le Niveau 2 est essentiel pour la fonction érectile, car l’érection et certaines phases de la réponse sexuelle dépendent d’une coordination entre voies parasympathiques et sympathiques.</w:t>
       </w:r>
     </w:p>
     <w:p>
       <w:pPr>
-        <w:pStyle w:val="Paragraphedeliste"/>
+        <w:pStyle w:val="ListParagraph"/>
         <w:spacing w:after="36"/>
         <w:ind w:left="255" w:hanging="142"/>
       </w:pPr>
       <w:r>
-        <w:t xml:space="preserve">• </w:t>
-      </w:r>
-      <w:r>
-        <w:t>Parasympathique pelvien S2-S4 : associé à la vasodilatation et au remplissage des tissus érectiles.</w:t>
-      </w:r>
-    </w:p>
-    <w:p>
-      <w:pPr>
-        <w:pStyle w:val="Paragraphedeliste"/>
+        <w:t>• Parasympathique pelvien S2-S4 : associé à la vasodilatation et au remplissage des tissus érectiles.</w:t>
+      </w:r>
+    </w:p>
+    <w:p>
+      <w:pPr>
+        <w:pStyle w:val="ListParagraph"/>
         <w:spacing w:after="36"/>
         <w:ind w:left="255" w:hanging="142"/>
       </w:pPr>
       <w:r>
-        <w:t xml:space="preserve">• </w:t>
-      </w:r>
-      <w:r>
-        <w:t>Sympathique thoraco-lombaire : territoire décrit dans ce chapitre autour de L1-L3, impliqué notamment dans la phase d’émission de l’éjaculation.</w:t>
-      </w:r>
-    </w:p>
-    <w:p>
-      <w:pPr>
-        <w:pStyle w:val="Paragraphedeliste"/>
+        <w:t>• Sympathique thoraco-lombaire : territoire décrit dans ce chapitre autour de L1-L3, impliqué notamment dans la phase d’émission de l’éjaculation.</w:t>
+      </w:r>
+    </w:p>
+    <w:p>
+      <w:pPr>
+        <w:pStyle w:val="ListParagraph"/>
         <w:spacing w:after="36"/>
         <w:ind w:left="255" w:hanging="142"/>
       </w:pPr>
       <w:r>
-        <w:t xml:space="preserve">• </w:t>
-      </w:r>
-      <w:r>
-        <w:t>Plexus hypogastrique inférieur et réseaux autonomes pelviens : carrefour fonctionnel entre les voies sympathiques et parasympathiques destinées aux organes pelviens.</w:t>
-      </w:r>
-    </w:p>
-    <w:p>
-      <w:pPr>
-        <w:pStyle w:val="Paragraphedeliste"/>
+        <w:t>• Plexus hypogastrique inférieur et réseaux autonomes pelviens : carrefour fonctionnel entre les voies sympathiques et parasympathiques destinées aux organes pelviens.</w:t>
+      </w:r>
+    </w:p>
+    <w:p>
+      <w:pPr>
+        <w:pStyle w:val="ListParagraph"/>
         <w:spacing w:after="36"/>
         <w:ind w:left="255" w:hanging="142"/>
       </w:pPr>
       <w:r>
-        <w:t xml:space="preserve">• </w:t>
-      </w:r>
-      <w:r>
-        <w:t>Coordination autonome : privilégier une lecture fonctionnelle de la séquence excitation-érection-émission plutôt qu’une stimulation isolée du sympathique ou du parasympathique.</w:t>
+        <w:t>• Coordination autonome : privilégier une lecture fonctionnelle de la séquence excitation-érection-émission plutôt qu’une stimulation isolée du sympathique ou du parasympathique.</w:t>
       </w:r>
     </w:p>
     <w:p>
@@ -1506,7 +1067,7 @@
     </w:p>
     <w:p>
       <w:pPr>
-        <w:shd w:fill="F3EEE4"/>
+        <w:shd w:val="clear" w:color="auto" w:fill="F3EEE4"/>
         <w:spacing w:before="80" w:after="100"/>
         <w:ind w:left="142" w:right="142"/>
       </w:pPr>
@@ -1522,7 +1083,7 @@
     </w:p>
     <w:p>
       <w:pPr>
-        <w:pStyle w:val="Titre2"/>
+        <w:pStyle w:val="Heading2"/>
       </w:pPr>
       <w:r>
         <w:t>10.4. Niveau 3 — Régulation viscérale loco-régionale</w:t>
@@ -1530,101 +1091,77 @@
     </w:p>
     <w:p>
       <w:r>
-        <w:rPr>
-          <w:i w:val="0"/>
-        </w:rPr>
         <w:t>Le Niveau 3 regroupe les structures érectiles et leur environnement pelvien immédiat. Il s’agit du niveau loco-régional propre au système érectile.</w:t>
       </w:r>
     </w:p>
     <w:p>
       <w:pPr>
-        <w:pStyle w:val="Paragraphedeliste"/>
+        <w:pStyle w:val="ListParagraph"/>
         <w:spacing w:after="36"/>
         <w:ind w:left="255" w:hanging="142"/>
       </w:pPr>
       <w:r>
-        <w:t xml:space="preserve">• </w:t>
-      </w:r>
-      <w:r>
-        <w:t>Corps caverneux du pénis ou du clitoris.</w:t>
-      </w:r>
-    </w:p>
-    <w:p>
-      <w:pPr>
-        <w:pStyle w:val="Paragraphedeliste"/>
+        <w:t>• Corps caverneux du pénis ou du clitoris.</w:t>
+      </w:r>
+    </w:p>
+    <w:p>
+      <w:pPr>
+        <w:pStyle w:val="ListParagraph"/>
         <w:spacing w:after="36"/>
         <w:ind w:left="255" w:hanging="142"/>
       </w:pPr>
       <w:r>
-        <w:t xml:space="preserve">• </w:t>
-      </w:r>
-      <w:r>
-        <w:t>Corps spongieux chez l’homme.</w:t>
-      </w:r>
-    </w:p>
-    <w:p>
-      <w:pPr>
-        <w:pStyle w:val="Paragraphedeliste"/>
+        <w:t>• Corps spongieux chez l’homme.</w:t>
+      </w:r>
+    </w:p>
+    <w:p>
+      <w:pPr>
+        <w:pStyle w:val="ListParagraph"/>
         <w:spacing w:after="36"/>
         <w:ind w:left="255" w:hanging="142"/>
       </w:pPr>
       <w:r>
-        <w:t xml:space="preserve">• </w:t>
-      </w:r>
-      <w:r>
-        <w:t>Bulbes du vestibule chez la femme.</w:t>
-      </w:r>
-    </w:p>
-    <w:p>
-      <w:pPr>
-        <w:pStyle w:val="Paragraphedeliste"/>
+        <w:t>• Bulbes du vestibule chez la femme.</w:t>
+      </w:r>
+    </w:p>
+    <w:p>
+      <w:pPr>
+        <w:pStyle w:val="ListParagraph"/>
         <w:spacing w:after="36"/>
         <w:ind w:left="255" w:hanging="142"/>
       </w:pPr>
       <w:r>
-        <w:t xml:space="preserve">• </w:t>
-      </w:r>
-      <w:r>
-        <w:t>Piliers des organes érectiles et branches ischiopubiennes.</w:t>
-      </w:r>
-    </w:p>
-    <w:p>
-      <w:pPr>
-        <w:pStyle w:val="Paragraphedeliste"/>
+        <w:t>• Piliers des organes érectiles et branches ischiopubiennes.</w:t>
+      </w:r>
+    </w:p>
+    <w:p>
+      <w:pPr>
+        <w:pStyle w:val="ListParagraph"/>
         <w:spacing w:after="36"/>
         <w:ind w:left="255" w:hanging="142"/>
       </w:pPr>
       <w:r>
-        <w:t xml:space="preserve">• </w:t>
-      </w:r>
-      <w:r>
-        <w:t>Ligaments suspenseur et fundiforme du pénis lorsque le contexte masculin le justifie.</w:t>
-      </w:r>
-    </w:p>
-    <w:p>
-      <w:pPr>
-        <w:pStyle w:val="Paragraphedeliste"/>
+        <w:t>• Ligaments suspenseur et fundiforme du pénis lorsque le contexte masculin le justifie.</w:t>
+      </w:r>
+    </w:p>
+    <w:p>
+      <w:pPr>
+        <w:pStyle w:val="ListParagraph"/>
         <w:spacing w:after="36"/>
         <w:ind w:left="255" w:hanging="142"/>
       </w:pPr>
       <w:r>
-        <w:t xml:space="preserve">• </w:t>
-      </w:r>
-      <w:r>
-        <w:t>Glandes vestibulaires de Bartholin chez la femme et glandes bulbo-urétrales de Cowper chez l’homme.</w:t>
-      </w:r>
-    </w:p>
-    <w:p>
-      <w:pPr>
-        <w:pStyle w:val="Paragraphedeliste"/>
+        <w:t>• Glandes vestibulaires de Bartholin chez la femme et glandes bulbo-urétrales de Cowper chez l’homme.</w:t>
+      </w:r>
+    </w:p>
+    <w:p>
+      <w:pPr>
+        <w:pStyle w:val="ListParagraph"/>
         <w:spacing w:after="36"/>
         <w:ind w:left="255" w:hanging="142"/>
       </w:pPr>
       <w:r>
-        <w:t xml:space="preserve">• </w:t>
-      </w:r>
-      <w:r>
-        <w:t>Cavité pelvienne et périnée comme environnement loco-régional.</w:t>
+        <w:t>• Cavité pelvienne et périnée comme environnement loco-régional.</w:t>
       </w:r>
     </w:p>
     <w:p>
@@ -1641,7 +1178,7 @@
     </w:p>
     <w:p>
       <w:pPr>
-        <w:shd w:fill="F3EEE4"/>
+        <w:shd w:val="clear" w:color="auto" w:fill="F3EEE4"/>
         <w:spacing w:before="80" w:after="100"/>
         <w:ind w:left="142" w:right="142"/>
       </w:pPr>
@@ -1657,7 +1194,7 @@
     </w:p>
     <w:p>
       <w:pPr>
-        <w:pStyle w:val="Titre2"/>
+        <w:pStyle w:val="Heading2"/>
       </w:pPr>
       <w:r>
         <w:t>10.5. Niveau 4 — Intégration viscéro-somatique et psycho-émotionnelle</w:t>
@@ -1665,9 +1202,6 @@
     </w:p>
     <w:p>
       <w:r>
-        <w:rPr>
-          <w:i w:val="0"/>
-        </w:rPr>
         <w:t>Le système érectile comporte une composante somatique majeure par le nerf pudendal et les muscles périnéaux, ainsi qu’une forte intégration avec le vécu corporel, relationnel et émotionnel.</w:t>
       </w:r>
     </w:p>
@@ -1678,107 +1212,83 @@
       <w:r>
         <w:rPr>
           <w:b/>
-          <w:sz w:val="22"/>
         </w:rPr>
         <w:t>10.5.1. Versant somatique</w:t>
       </w:r>
     </w:p>
     <w:p>
       <w:pPr>
-        <w:pStyle w:val="Paragraphedeliste"/>
+        <w:pStyle w:val="ListParagraph"/>
         <w:spacing w:after="36"/>
         <w:ind w:left="255" w:hanging="142"/>
       </w:pPr>
       <w:r>
-        <w:t xml:space="preserve">• </w:t>
-      </w:r>
-      <w:r>
-        <w:t>Nerf pudendal S2-S4.</w:t>
-      </w:r>
-    </w:p>
-    <w:p>
-      <w:pPr>
-        <w:pStyle w:val="Paragraphedeliste"/>
+        <w:t>• Nerf pudendal S2-S4.</w:t>
+      </w:r>
+    </w:p>
+    <w:p>
+      <w:pPr>
+        <w:pStyle w:val="ListParagraph"/>
         <w:spacing w:after="36"/>
         <w:ind w:left="255" w:hanging="142"/>
       </w:pPr>
       <w:r>
-        <w:t xml:space="preserve">• </w:t>
-      </w:r>
-      <w:r>
-        <w:t>Muscles ischiocaverneux.</w:t>
-      </w:r>
-    </w:p>
-    <w:p>
-      <w:pPr>
-        <w:pStyle w:val="Paragraphedeliste"/>
+        <w:t>• Muscles ischiocaverneux.</w:t>
+      </w:r>
+    </w:p>
+    <w:p>
+      <w:pPr>
+        <w:pStyle w:val="ListParagraph"/>
         <w:spacing w:after="36"/>
         <w:ind w:left="255" w:hanging="142"/>
       </w:pPr>
       <w:r>
-        <w:t xml:space="preserve">• </w:t>
-      </w:r>
-      <w:r>
-        <w:t>Muscles bulbospongieux.</w:t>
-      </w:r>
-    </w:p>
-    <w:p>
-      <w:pPr>
-        <w:pStyle w:val="Paragraphedeliste"/>
+        <w:lastRenderedPageBreak/>
+        <w:t>• Muscles bulbospongieux.</w:t>
+      </w:r>
+    </w:p>
+    <w:p>
+      <w:pPr>
+        <w:pStyle w:val="ListParagraph"/>
         <w:spacing w:after="36"/>
         <w:ind w:left="255" w:hanging="142"/>
       </w:pPr>
       <w:r>
-        <w:t xml:space="preserve">• </w:t>
-      </w:r>
-      <w:r>
-        <w:t>Plancher pelvien.</w:t>
-      </w:r>
-    </w:p>
-    <w:p>
-      <w:pPr>
-        <w:pStyle w:val="Paragraphedeliste"/>
+        <w:t>• Plancher pelvien.</w:t>
+      </w:r>
+    </w:p>
+    <w:p>
+      <w:pPr>
+        <w:pStyle w:val="ListParagraph"/>
         <w:spacing w:after="36"/>
         <w:ind w:left="255" w:hanging="142"/>
       </w:pPr>
       <w:r>
-        <w:t xml:space="preserve">• </w:t>
-      </w:r>
-      <w:r>
-        <w:t>Sacrum et coccyx.</w:t>
-      </w:r>
-    </w:p>
-    <w:p>
-      <w:pPr>
-        <w:pStyle w:val="Paragraphedeliste"/>
+        <w:t>• Sacrum et coccyx.</w:t>
+      </w:r>
+    </w:p>
+    <w:p>
+      <w:pPr>
+        <w:pStyle w:val="ListParagraph"/>
         <w:spacing w:after="36"/>
         <w:ind w:left="255" w:hanging="142"/>
       </w:pPr>
       <w:r>
-        <w:t xml:space="preserve">• </w:t>
-      </w:r>
-      <w:r>
-        <w:t>Épine ischiatique et branches ischiopubiennes.</w:t>
-      </w:r>
-    </w:p>
-    <w:p>
-      <w:pPr>
-        <w:pStyle w:val="Paragraphedeliste"/>
+        <w:t>• Épine ischiatique et branches ischiopubiennes.</w:t>
+      </w:r>
+    </w:p>
+    <w:p>
+      <w:pPr>
+        <w:pStyle w:val="ListParagraph"/>
         <w:spacing w:after="36"/>
         <w:ind w:left="255" w:hanging="142"/>
       </w:pPr>
       <w:r>
-        <w:t xml:space="preserve">• </w:t>
-      </w:r>
-      <w:r>
-        <w:t>Ligaments sacrotubéral et sacroépineux.</w:t>
-      </w:r>
-    </w:p>
-    <w:p>
-      <w:r>
-        <w:rPr>
-          <w:i w:val="0"/>
-        </w:rPr>
+        <w:t>• Ligaments sacrotubéral et sacroépineux.</w:t>
+      </w:r>
+    </w:p>
+    <w:p>
+      <w:r>
         <w:t>Le nerf pudendal est une voie somatique distincte des voies autonomes pelviennes. Il assure la sensibilité des organes génitaux externes et participe à la commande des muscles striés périnéaux.</w:t>
       </w:r>
     </w:p>
@@ -1789,24 +1299,17 @@
       <w:r>
         <w:rPr>
           <w:b/>
-          <w:sz w:val="22"/>
         </w:rPr>
         <w:t>10.5.2. Versant psycho-émotionnel — Axe cerveau-fonction sexuelle</w:t>
       </w:r>
     </w:p>
     <w:p>
       <w:r>
-        <w:rPr>
-          <w:i w:val="0"/>
-        </w:rPr>
         <w:t>L’ancienne référence au « cerveau limbique » est remplacée par la notion plus large d’axe cerveau-fonction sexuelle. Cette formulation tient compte de l’intégration entre signaux corporels, attention, désir, émotions, relation de couple, vécu sexuel et contexte de sécurité.</w:t>
       </w:r>
     </w:p>
     <w:p>
       <w:r>
-        <w:rPr>
-          <w:i w:val="0"/>
-        </w:rPr>
         <w:t>Anxiété de performance, stress, dépression, conflits relationnels ou antécédents de traumatisme peuvent moduler la fonction sexuelle, sans permettre d’attribuer automatiquement un trouble sexuel à une origine psychologique.</w:t>
       </w:r>
     </w:p>
@@ -1824,7 +1327,7 @@
     </w:p>
     <w:p>
       <w:pPr>
-        <w:shd w:fill="F3EEE4"/>
+        <w:shd w:val="clear" w:color="auto" w:fill="F3EEE4"/>
         <w:spacing w:before="80" w:after="100"/>
         <w:ind w:left="142" w:right="142"/>
       </w:pPr>
@@ -1840,7 +1343,7 @@
     </w:p>
     <w:p>
       <w:pPr>
-        <w:pStyle w:val="Titre2"/>
+        <w:pStyle w:val="Heading2"/>
       </w:pPr>
       <w:r>
         <w:t>10.6. Lecture clinique selon le trouble</w:t>
@@ -1848,80 +1351,62 @@
     </w:p>
     <w:p>
       <w:r>
-        <w:rPr>
-          <w:i w:val="0"/>
-        </w:rPr>
         <w:t>La hiérarchie des niveaux varie selon le motif de consultation et ne doit pas être appliquée comme une séquence rigide.</w:t>
       </w:r>
     </w:p>
     <w:p>
       <w:pPr>
-        <w:pStyle w:val="Paragraphedeliste"/>
+        <w:pStyle w:val="ListParagraph"/>
         <w:spacing w:after="36"/>
         <w:ind w:left="255" w:hanging="142"/>
       </w:pPr>
       <w:r>
-        <w:t xml:space="preserve">• </w:t>
-      </w:r>
-      <w:r>
-        <w:t>Trouble de l’érection : importance fréquente des Niveaux 2, 3 et 4, avec Niveau 1 lorsque désir, anticipation ou anxiété participent au tableau.</w:t>
-      </w:r>
-    </w:p>
-    <w:p>
-      <w:pPr>
-        <w:pStyle w:val="Paragraphedeliste"/>
+        <w:t>• Trouble de l’érection : importance fréquente des Niveaux 2, 3 et 4, avec Niveau 1 lorsque désir, anticipation ou anxiété participent au tableau.</w:t>
+      </w:r>
+    </w:p>
+    <w:p>
+      <w:pPr>
+        <w:pStyle w:val="ListParagraph"/>
         <w:spacing w:after="36"/>
         <w:ind w:left="255" w:hanging="142"/>
       </w:pPr>
       <w:r>
-        <w:t xml:space="preserve">• </w:t>
-      </w:r>
-      <w:r>
-        <w:t>Troubles de l’excitation ou de la lubrification chez la femme : intégration des Niveaux 2 et 3, avec Niveau 4 lorsque douleurs, stress ou contexte relationnel sont associés.</w:t>
-      </w:r>
-    </w:p>
-    <w:p>
-      <w:pPr>
-        <w:pStyle w:val="Paragraphedeliste"/>
+        <w:t>• Troubles de l’excitation ou de la lubrification chez la femme : intégration des Niveaux 2 et 3, avec Niveau 4 lorsque douleurs, stress ou contexte relationnel sont associés.</w:t>
+      </w:r>
+    </w:p>
+    <w:p>
+      <w:pPr>
+        <w:pStyle w:val="ListParagraph"/>
         <w:spacing w:after="36"/>
         <w:ind w:left="255" w:hanging="142"/>
       </w:pPr>
       <w:r>
-        <w:t xml:space="preserve">• </w:t>
-      </w:r>
-      <w:r>
-        <w:t>Éjaculation rapide ou difficulté d’éjaculation : lecture combinant régulation autonome, innervation pudendale et contexte central ou émotionnel.</w:t>
-      </w:r>
-    </w:p>
-    <w:p>
-      <w:pPr>
-        <w:pStyle w:val="Paragraphedeliste"/>
+        <w:t>• Éjaculation rapide ou difficulté d’éjaculation : lecture combinant régulation autonome, innervation pudendale et contexte central ou émotionnel.</w:t>
+      </w:r>
+    </w:p>
+    <w:p>
+      <w:pPr>
+        <w:pStyle w:val="ListParagraph"/>
         <w:spacing w:after="36"/>
         <w:ind w:left="255" w:hanging="142"/>
       </w:pPr>
       <w:r>
-        <w:t xml:space="preserve">• </w:t>
-      </w:r>
-      <w:r>
-        <w:t>Anorgasmie ou difficultés orgasmiques : privilégier une lecture intégrée des composantes somatiques, autonomes, centrales et relationnelles, sans réduire l’orgasme à une seule branche du SNA.</w:t>
-      </w:r>
-    </w:p>
-    <w:p>
-      <w:pPr>
-        <w:pStyle w:val="Paragraphedeliste"/>
+        <w:t>• Anorgasmie ou difficultés orgasmiques : privilégier une lecture intégrée des composantes somatiques, autonomes, centrales et relationnelles, sans réduire l’orgasme à une seule branche du SNA.</w:t>
+      </w:r>
+    </w:p>
+    <w:p>
+      <w:pPr>
+        <w:pStyle w:val="ListParagraph"/>
         <w:spacing w:after="36"/>
         <w:ind w:left="255" w:hanging="142"/>
       </w:pPr>
       <w:r>
-        <w:t xml:space="preserve">• </w:t>
-      </w:r>
-      <w:r>
-        <w:t>Douleurs sexuelles ou périnéales : priorité à l’exclusion d’une cause organique, puis intégration du pelvis, du plancher pelvien, du pudendal et des structures génitales concernées.</w:t>
-      </w:r>
-    </w:p>
-    <w:p>
-      <w:pPr>
-        <w:pStyle w:val="Titre2"/>
+        <w:t>• Douleurs sexuelles ou périnéales : priorité à l’exclusion d’une cause organique, puis intégration du pelvis, du plancher pelvien, du pudendal et des structures génitales concernées.</w:t>
+      </w:r>
+    </w:p>
+    <w:p>
+      <w:pPr>
+        <w:pStyle w:val="Heading2"/>
       </w:pPr>
       <w:r>
         <w:t>10.7. Soutiens associés et renvois selon les tests</w:t>
@@ -1929,72 +1414,58 @@
     </w:p>
     <w:p>
       <w:pPr>
-        <w:pStyle w:val="Paragraphedeliste"/>
+        <w:pStyle w:val="ListParagraph"/>
         <w:spacing w:after="36"/>
         <w:ind w:left="255" w:hanging="142"/>
       </w:pPr>
       <w:r>
-        <w:t xml:space="preserve">• </w:t>
-      </w:r>
-      <w:r>
-        <w:t>Chapitre 17 — Cavité pelvienne : périnée, plancher pelvien, repères osseux et plexus pelviens.</w:t>
-      </w:r>
-    </w:p>
-    <w:p>
-      <w:pPr>
-        <w:pStyle w:val="Paragraphedeliste"/>
+        <w:t>• Chapitre 17 — Cavité pelvienne : périnée, plancher pelvien, repères osseux et plexus pelviens.</w:t>
+      </w:r>
+    </w:p>
+    <w:p>
+      <w:pPr>
+        <w:pStyle w:val="ListParagraph"/>
         <w:spacing w:after="36"/>
         <w:ind w:left="255" w:hanging="142"/>
       </w:pPr>
       <w:r>
-        <w:t xml:space="preserve">• </w:t>
-      </w:r>
-      <w:r>
-        <w:t>Chapitre 18 — Vessie : lorsque les symptômes urinaires et sexuels sont associés.</w:t>
-      </w:r>
-    </w:p>
-    <w:p>
-      <w:pPr>
-        <w:pStyle w:val="Paragraphedeliste"/>
+        <w:t>• Chapitre 18 — Vessie : lorsque les symptômes urinaires et sexuels sont associés.</w:t>
+      </w:r>
+    </w:p>
+    <w:p>
+      <w:pPr>
+        <w:pStyle w:val="ListParagraph"/>
         <w:spacing w:after="36"/>
         <w:ind w:left="255" w:hanging="142"/>
       </w:pPr>
       <w:r>
-        <w:t xml:space="preserve">• </w:t>
-      </w:r>
-      <w:r>
-        <w:t>Chapitre 19 — Organes génitaux féminins : utérus, ovaires, trompes et environnement génital féminin.</w:t>
-      </w:r>
-    </w:p>
-    <w:p>
-      <w:pPr>
-        <w:pStyle w:val="Paragraphedeliste"/>
+        <w:t>• Chapitre 19 — Organes génitaux féminins : utérus, ovaires, trompes et environnement génital féminin.</w:t>
+      </w:r>
+    </w:p>
+    <w:p>
+      <w:pPr>
+        <w:pStyle w:val="ListParagraph"/>
         <w:spacing w:after="36"/>
         <w:ind w:left="255" w:hanging="142"/>
       </w:pPr>
       <w:r>
-        <w:t xml:space="preserve">• </w:t>
-      </w:r>
-      <w:r>
-        <w:t>Chapitre 20 — Organes génitaux masculins : prostate, testicules, voies spermatiques et environnement génital masculin.</w:t>
-      </w:r>
-    </w:p>
-    <w:p>
-      <w:pPr>
-        <w:pStyle w:val="Paragraphedeliste"/>
+        <w:t>• Chapitre 20 — Organes génitaux masculins : prostate, testicules, voies spermatiques et environnement génital masculin.</w:t>
+      </w:r>
+    </w:p>
+    <w:p>
+      <w:pPr>
+        <w:pStyle w:val="ListParagraph"/>
         <w:spacing w:after="36"/>
         <w:ind w:left="255" w:hanging="142"/>
       </w:pPr>
       <w:r>
-        <w:t xml:space="preserve">• </w:t>
-      </w:r>
-      <w:r>
-        <w:t>Chapitre 5 — Mécanisme de stress : lorsque stress et adaptation générale participent au tableau.</w:t>
-      </w:r>
-    </w:p>
-    <w:p>
-      <w:pPr>
-        <w:shd w:fill="F3EEE4"/>
+        <w:lastRenderedPageBreak/>
+        <w:t>• Chapitre 5 — Mécanisme de stress : lorsque stress et adaptation générale participent au tableau.</w:t>
+      </w:r>
+    </w:p>
+    <w:p>
+      <w:pPr>
+        <w:shd w:val="clear" w:color="auto" w:fill="F3EEE4"/>
         <w:spacing w:before="80" w:after="100"/>
         <w:ind w:left="142" w:right="142"/>
       </w:pPr>
@@ -2010,7 +1481,7 @@
     </w:p>
     <w:p>
       <w:pPr>
-        <w:shd w:fill="F8E9E5"/>
+        <w:shd w:val="clear" w:color="auto" w:fill="F8E9E5"/>
         <w:spacing w:before="80" w:after="100"/>
         <w:ind w:left="142" w:right="142"/>
       </w:pPr>
@@ -2036,8 +1507,8 @@
 </file>
 
 <file path=word/numbering.xml><?xml version="1.0" encoding="utf-8"?>
-<w:numbering xmlns:ve="http://schemas.openxmlformats.org/markup-compatibility/2006" xmlns:o="urn:schemas-microsoft-com:office:office" xmlns:r="http://schemas.openxmlformats.org/officeDocument/2006/relationships" xmlns:m="http://schemas.openxmlformats.org/officeDocument/2006/math" xmlns:v="urn:schemas-microsoft-com:vml" xmlns:wp="http://schemas.openxmlformats.org/drawingml/2006/wordprocessingDrawing" xmlns:w10="urn:schemas-microsoft-com:office:word" xmlns:w="http://schemas.openxmlformats.org/wordprocessingml/2006/main" xmlns:wne="http://schemas.microsoft.com/office/word/2006/wordml">
-  <w:abstractNum w:abstractNumId="0">
+<w:numbering xmlns:wpc="http://schemas.microsoft.com/office/word/2010/wordprocessingCanvas" xmlns:cx="http://schemas.microsoft.com/office/drawing/2014/chartex" xmlns:cx1="http://schemas.microsoft.com/office/drawing/2015/9/8/chartex" xmlns:cx2="http://schemas.microsoft.com/office/drawing/2015/10/21/chartex" xmlns:cx3="http://schemas.microsoft.com/office/drawing/2016/5/9/chartex" xmlns:cx4="http://schemas.microsoft.com/office/drawing/2016/5/10/chartex" xmlns:cx5="http://schemas.microsoft.com/office/drawing/2016/5/11/chartex" xmlns:cx6="http://schemas.microsoft.com/office/drawing/2016/5/12/chartex" xmlns:cx7="http://schemas.microsoft.com/office/drawing/2016/5/13/chartex" xmlns:cx8="http://schemas.microsoft.com/office/drawing/2016/5/14/chartex" xmlns:mc="http://schemas.openxmlformats.org/markup-compatibility/2006" xmlns:aink="http://schemas.microsoft.com/office/drawing/2016/ink" xmlns:am3d="http://schemas.microsoft.com/office/drawing/2017/model3d" xmlns:o="urn:schemas-microsoft-com:office:office" xmlns:oel="http://schemas.microsoft.com/office/2019/extlst" xmlns:r="http://schemas.openxmlformats.org/officeDocument/2006/relationships" xmlns:m="http://schemas.openxmlformats.org/officeDocument/2006/math" xmlns:v="urn:schemas-microsoft-com:vml" xmlns:wp14="http://schemas.microsoft.com/office/word/2010/wordprocessingDrawing" xmlns:wp="http://schemas.openxmlformats.org/drawingml/2006/wordprocessingDrawing" xmlns:w10="urn:schemas-microsoft-com:office:word" xmlns:w="http://schemas.openxmlformats.org/wordprocessingml/2006/main" xmlns:w14="http://schemas.microsoft.com/office/word/2010/wordml" xmlns:w15="http://schemas.microsoft.com/office/word/2012/wordml" xmlns:w16cex="http://schemas.microsoft.com/office/word/2018/wordml/cex" xmlns:w16cid="http://schemas.microsoft.com/office/word/2016/wordml/cid" xmlns:w16="http://schemas.microsoft.com/office/word/2018/wordml" xmlns:w16du="http://schemas.microsoft.com/office/word/2023/wordml/word16du" xmlns:w16sdtdh="http://schemas.microsoft.com/office/word/2020/wordml/sdtdatahash" xmlns:w16sdtfl="http://schemas.microsoft.com/office/word/2024/wordml/sdtformatlock" xmlns:w16se="http://schemas.microsoft.com/office/word/2015/wordml/symex" xmlns:wpg="http://schemas.microsoft.com/office/word/2010/wordprocessingGroup" xmlns:wpi="http://schemas.microsoft.com/office/word/2010/wordprocessingInk" xmlns:wne="http://schemas.microsoft.com/office/word/2006/wordml" xmlns:wps="http://schemas.microsoft.com/office/word/2010/wordprocessingShape" mc:Ignorable="w14 w15 w16se w16cid w16 w16cex w16sdtdh w16sdtfl w16du wp14">
+  <w:abstractNum w:abstractNumId="0" w15:restartNumberingAfterBreak="0">
     <w:nsid w:val="00D224AD"/>
     <w:multiLevelType w:val="hybridMultilevel"/>
     <w:tmpl w:val="90C66370"/>
@@ -2150,7 +1621,7 @@
       </w:rPr>
     </w:lvl>
   </w:abstractNum>
-  <w:abstractNum w:abstractNumId="1">
+  <w:abstractNum w:abstractNumId="1" w15:restartNumberingAfterBreak="0">
     <w:nsid w:val="00DD4228"/>
     <w:multiLevelType w:val="hybridMultilevel"/>
     <w:tmpl w:val="60727A4A"/>
@@ -2236,7 +1707,7 @@
       </w:pPr>
     </w:lvl>
   </w:abstractNum>
-  <w:abstractNum w:abstractNumId="2">
+  <w:abstractNum w:abstractNumId="2" w15:restartNumberingAfterBreak="0">
     <w:nsid w:val="06CD2668"/>
     <w:multiLevelType w:val="hybridMultilevel"/>
     <w:tmpl w:val="3E4C3794"/>
@@ -2322,7 +1793,7 @@
       </w:pPr>
     </w:lvl>
   </w:abstractNum>
-  <w:abstractNum w:abstractNumId="3">
+  <w:abstractNum w:abstractNumId="3" w15:restartNumberingAfterBreak="0">
     <w:nsid w:val="0DF65632"/>
     <w:multiLevelType w:val="hybridMultilevel"/>
     <w:tmpl w:val="16EE30E2"/>
@@ -2411,7 +1882,7 @@
       </w:pPr>
     </w:lvl>
   </w:abstractNum>
-  <w:abstractNum w:abstractNumId="4">
+  <w:abstractNum w:abstractNumId="4" w15:restartNumberingAfterBreak="0">
     <w:nsid w:val="0FF25842"/>
     <w:multiLevelType w:val="hybridMultilevel"/>
     <w:tmpl w:val="73FC1FF6"/>
@@ -2525,7 +1996,7 @@
       </w:rPr>
     </w:lvl>
   </w:abstractNum>
-  <w:abstractNum w:abstractNumId="5">
+  <w:abstractNum w:abstractNumId="5" w15:restartNumberingAfterBreak="0">
     <w:nsid w:val="13461850"/>
     <w:multiLevelType w:val="hybridMultilevel"/>
     <w:tmpl w:val="E6ACD75C"/>
@@ -2611,7 +2082,7 @@
       </w:pPr>
     </w:lvl>
   </w:abstractNum>
-  <w:abstractNum w:abstractNumId="6">
+  <w:abstractNum w:abstractNumId="6" w15:restartNumberingAfterBreak="0">
     <w:nsid w:val="19DC44A8"/>
     <w:multiLevelType w:val="hybridMultilevel"/>
     <w:tmpl w:val="4DA2D282"/>
@@ -2704,7 +2175,7 @@
       </w:pPr>
     </w:lvl>
   </w:abstractNum>
-  <w:abstractNum w:abstractNumId="7">
+  <w:abstractNum w:abstractNumId="7" w15:restartNumberingAfterBreak="0">
     <w:nsid w:val="23565431"/>
     <w:multiLevelType w:val="hybridMultilevel"/>
     <w:tmpl w:val="6352DDFE"/>
@@ -2790,7 +2261,7 @@
       </w:pPr>
     </w:lvl>
   </w:abstractNum>
-  <w:abstractNum w:abstractNumId="8">
+  <w:abstractNum w:abstractNumId="8" w15:restartNumberingAfterBreak="0">
     <w:nsid w:val="33E17992"/>
     <w:multiLevelType w:val="hybridMultilevel"/>
     <w:tmpl w:val="409C1D06"/>
@@ -2903,7 +2374,7 @@
       </w:rPr>
     </w:lvl>
   </w:abstractNum>
-  <w:abstractNum w:abstractNumId="9">
+  <w:abstractNum w:abstractNumId="9" w15:restartNumberingAfterBreak="0">
     <w:nsid w:val="3491635D"/>
     <w:multiLevelType w:val="hybridMultilevel"/>
     <w:tmpl w:val="9D8EF184"/>
@@ -3016,7 +2487,7 @@
       </w:pPr>
     </w:lvl>
   </w:abstractNum>
-  <w:abstractNum w:abstractNumId="10">
+  <w:abstractNum w:abstractNumId="10" w15:restartNumberingAfterBreak="0">
     <w:nsid w:val="3C887900"/>
     <w:multiLevelType w:val="hybridMultilevel"/>
     <w:tmpl w:val="E85CBF86"/>
@@ -3129,7 +2600,7 @@
       </w:pPr>
     </w:lvl>
   </w:abstractNum>
-  <w:abstractNum w:abstractNumId="11">
+  <w:abstractNum w:abstractNumId="11" w15:restartNumberingAfterBreak="0">
     <w:nsid w:val="3CF372C7"/>
     <w:multiLevelType w:val="hybridMultilevel"/>
     <w:tmpl w:val="2E642ECA"/>
@@ -3222,7 +2693,7 @@
       </w:pPr>
     </w:lvl>
   </w:abstractNum>
-  <w:abstractNum w:abstractNumId="12">
+  <w:abstractNum w:abstractNumId="12" w15:restartNumberingAfterBreak="0">
     <w:nsid w:val="40565DF2"/>
     <w:multiLevelType w:val="hybridMultilevel"/>
     <w:tmpl w:val="B0A055BE"/>
@@ -3311,7 +2782,7 @@
       </w:pPr>
     </w:lvl>
   </w:abstractNum>
-  <w:abstractNum w:abstractNumId="13">
+  <w:abstractNum w:abstractNumId="13" w15:restartNumberingAfterBreak="0">
     <w:nsid w:val="43044049"/>
     <w:multiLevelType w:val="hybridMultilevel"/>
     <w:tmpl w:val="D292B79C"/>
@@ -3423,7 +2894,7 @@
       </w:pPr>
     </w:lvl>
   </w:abstractNum>
-  <w:abstractNum w:abstractNumId="14">
+  <w:abstractNum w:abstractNumId="14" w15:restartNumberingAfterBreak="0">
     <w:nsid w:val="43930E2A"/>
     <w:multiLevelType w:val="hybridMultilevel"/>
     <w:tmpl w:val="C81EACB2"/>
@@ -3538,7 +3009,7 @@
       </w:pPr>
     </w:lvl>
   </w:abstractNum>
-  <w:abstractNum w:abstractNumId="15">
+  <w:abstractNum w:abstractNumId="15" w15:restartNumberingAfterBreak="0">
     <w:nsid w:val="47CE6425"/>
     <w:multiLevelType w:val="hybridMultilevel"/>
     <w:tmpl w:val="53622F34"/>
@@ -3651,7 +3122,7 @@
       </w:rPr>
     </w:lvl>
   </w:abstractNum>
-  <w:abstractNum w:abstractNumId="16">
+  <w:abstractNum w:abstractNumId="16" w15:restartNumberingAfterBreak="0">
     <w:nsid w:val="4B8A3E84"/>
     <w:multiLevelType w:val="hybridMultilevel"/>
     <w:tmpl w:val="7F821E7E"/>
@@ -3765,7 +3236,7 @@
       </w:pPr>
     </w:lvl>
   </w:abstractNum>
-  <w:abstractNum w:abstractNumId="17">
+  <w:abstractNum w:abstractNumId="17" w15:restartNumberingAfterBreak="0">
     <w:nsid w:val="4D207738"/>
     <w:multiLevelType w:val="hybridMultilevel"/>
     <w:tmpl w:val="C48E112C"/>
@@ -3878,7 +3349,7 @@
       </w:pPr>
     </w:lvl>
   </w:abstractNum>
-  <w:abstractNum w:abstractNumId="18">
+  <w:abstractNum w:abstractNumId="18" w15:restartNumberingAfterBreak="0">
     <w:nsid w:val="4D3352B0"/>
     <w:multiLevelType w:val="hybridMultilevel"/>
     <w:tmpl w:val="CFD496BC"/>
@@ -3991,7 +3462,7 @@
       </w:rPr>
     </w:lvl>
   </w:abstractNum>
-  <w:abstractNum w:abstractNumId="19">
+  <w:abstractNum w:abstractNumId="19" w15:restartNumberingAfterBreak="0">
     <w:nsid w:val="4FD844CF"/>
     <w:multiLevelType w:val="hybridMultilevel"/>
     <w:tmpl w:val="F22AD24A"/>
@@ -4104,7 +3575,7 @@
       </w:rPr>
     </w:lvl>
   </w:abstractNum>
-  <w:abstractNum w:abstractNumId="20">
+  <w:abstractNum w:abstractNumId="20" w15:restartNumberingAfterBreak="0">
     <w:nsid w:val="4FDC7B26"/>
     <w:multiLevelType w:val="hybridMultilevel"/>
     <w:tmpl w:val="D008504A"/>
@@ -4221,7 +3692,7 @@
       </w:pPr>
     </w:lvl>
   </w:abstractNum>
-  <w:abstractNum w:abstractNumId="21">
+  <w:abstractNum w:abstractNumId="21" w15:restartNumberingAfterBreak="0">
     <w:nsid w:val="584D5A2C"/>
     <w:multiLevelType w:val="hybridMultilevel"/>
     <w:tmpl w:val="589A8120"/>
@@ -4314,7 +3785,7 @@
       </w:pPr>
     </w:lvl>
   </w:abstractNum>
-  <w:abstractNum w:abstractNumId="22">
+  <w:abstractNum w:abstractNumId="22" w15:restartNumberingAfterBreak="0">
     <w:nsid w:val="591E1342"/>
     <w:multiLevelType w:val="hybridMultilevel"/>
     <w:tmpl w:val="FDA89A1A"/>
@@ -4403,7 +3874,7 @@
       </w:pPr>
     </w:lvl>
   </w:abstractNum>
-  <w:abstractNum w:abstractNumId="23">
+  <w:abstractNum w:abstractNumId="23" w15:restartNumberingAfterBreak="0">
     <w:nsid w:val="5AA8191B"/>
     <w:multiLevelType w:val="hybridMultilevel"/>
     <w:tmpl w:val="CD4A05E4"/>
@@ -4516,7 +3987,7 @@
       </w:pPr>
     </w:lvl>
   </w:abstractNum>
-  <w:abstractNum w:abstractNumId="24">
+  <w:abstractNum w:abstractNumId="24" w15:restartNumberingAfterBreak="0">
     <w:nsid w:val="5BFC095F"/>
     <w:multiLevelType w:val="hybridMultilevel"/>
     <w:tmpl w:val="7F58DC08"/>
@@ -4629,7 +4100,7 @@
       </w:rPr>
     </w:lvl>
   </w:abstractNum>
-  <w:abstractNum w:abstractNumId="25">
+  <w:abstractNum w:abstractNumId="25" w15:restartNumberingAfterBreak="0">
     <w:nsid w:val="5CE75EA7"/>
     <w:multiLevelType w:val="hybridMultilevel"/>
     <w:tmpl w:val="514AE6A0"/>
@@ -4743,7 +4214,7 @@
       </w:rPr>
     </w:lvl>
   </w:abstractNum>
-  <w:abstractNum w:abstractNumId="26">
+  <w:abstractNum w:abstractNumId="26" w15:restartNumberingAfterBreak="0">
     <w:nsid w:val="5F7442E2"/>
     <w:multiLevelType w:val="hybridMultilevel"/>
     <w:tmpl w:val="0D8E7734"/>
@@ -4857,7 +4328,7 @@
       </w:pPr>
     </w:lvl>
   </w:abstractNum>
-  <w:abstractNum w:abstractNumId="27">
+  <w:abstractNum w:abstractNumId="27" w15:restartNumberingAfterBreak="0">
     <w:nsid w:val="678B021B"/>
     <w:multiLevelType w:val="hybridMultilevel"/>
     <w:tmpl w:val="F278ABCC"/>
@@ -4976,7 +4447,7 @@
       </w:rPr>
     </w:lvl>
   </w:abstractNum>
-  <w:abstractNum w:abstractNumId="28">
+  <w:abstractNum w:abstractNumId="28" w15:restartNumberingAfterBreak="0">
     <w:nsid w:val="6B3F2019"/>
     <w:multiLevelType w:val="hybridMultilevel"/>
     <w:tmpl w:val="093471DC"/>
@@ -5089,7 +4560,7 @@
       </w:rPr>
     </w:lvl>
   </w:abstractNum>
-  <w:abstractNum w:abstractNumId="29">
+  <w:abstractNum w:abstractNumId="29" w15:restartNumberingAfterBreak="0">
     <w:nsid w:val="6D6A3CD5"/>
     <w:multiLevelType w:val="hybridMultilevel"/>
     <w:tmpl w:val="CB309842"/>
@@ -5178,7 +4649,7 @@
       </w:pPr>
     </w:lvl>
   </w:abstractNum>
-  <w:abstractNum w:abstractNumId="30">
+  <w:abstractNum w:abstractNumId="30" w15:restartNumberingAfterBreak="0">
     <w:nsid w:val="6DF21A3A"/>
     <w:multiLevelType w:val="hybridMultilevel"/>
     <w:tmpl w:val="6D40943E"/>
@@ -5267,7 +4738,7 @@
       </w:pPr>
     </w:lvl>
   </w:abstractNum>
-  <w:abstractNum w:abstractNumId="31">
+  <w:abstractNum w:abstractNumId="31" w15:restartNumberingAfterBreak="0">
     <w:nsid w:val="75C72B45"/>
     <w:multiLevelType w:val="hybridMultilevel"/>
     <w:tmpl w:val="BEF69F68"/>
@@ -5356,7 +4827,7 @@
       </w:pPr>
     </w:lvl>
   </w:abstractNum>
-  <w:abstractNum w:abstractNumId="32">
+  <w:abstractNum w:abstractNumId="32" w15:restartNumberingAfterBreak="0">
     <w:nsid w:val="7B05538B"/>
     <w:multiLevelType w:val="hybridMultilevel"/>
     <w:tmpl w:val="640CC044"/>
@@ -5442,7 +4913,7 @@
       </w:pPr>
     </w:lvl>
   </w:abstractNum>
-  <w:abstractNum w:abstractNumId="33">
+  <w:abstractNum w:abstractNumId="33" w15:restartNumberingAfterBreak="0">
     <w:nsid w:val="7B7870EB"/>
     <w:multiLevelType w:val="hybridMultilevel"/>
     <w:tmpl w:val="838C06F2"/>
@@ -5528,7 +4999,7 @@
       </w:pPr>
     </w:lvl>
   </w:abstractNum>
-  <w:num w:numId="1">
+  <w:num w:numId="1" w16cid:durableId="909386841">
     <w:abstractNumId w:val="14"/>
     <w:lvlOverride w:ilvl="0">
       <w:startOverride w:val="1"/>
@@ -5558,10 +5029,10 @@
       <w:startOverride w:val="1"/>
     </w:lvlOverride>
   </w:num>
-  <w:num w:numId="2">
+  <w:num w:numId="2" w16cid:durableId="398095566">
     <w:abstractNumId w:val="16"/>
   </w:num>
-  <w:num w:numId="3">
+  <w:num w:numId="3" w16cid:durableId="1540781083">
     <w:abstractNumId w:val="17"/>
     <w:lvlOverride w:ilvl="0"/>
     <w:lvlOverride w:ilvl="1">
@@ -5589,10 +5060,10 @@
       <w:startOverride w:val="1"/>
     </w:lvlOverride>
   </w:num>
-  <w:num w:numId="4">
+  <w:num w:numId="4" w16cid:durableId="1058699893">
     <w:abstractNumId w:val="9"/>
   </w:num>
-  <w:num w:numId="5">
+  <w:num w:numId="5" w16cid:durableId="1896087934">
     <w:abstractNumId w:val="23"/>
     <w:lvlOverride w:ilvl="0"/>
     <w:lvlOverride w:ilvl="1">
@@ -5620,7 +5091,7 @@
       <w:startOverride w:val="1"/>
     </w:lvlOverride>
   </w:num>
-  <w:num w:numId="6">
+  <w:num w:numId="6" w16cid:durableId="588079987">
     <w:abstractNumId w:val="26"/>
     <w:lvlOverride w:ilvl="0"/>
     <w:lvlOverride w:ilvl="1">
@@ -5648,10 +5119,10 @@
       <w:startOverride w:val="1"/>
     </w:lvlOverride>
   </w:num>
-  <w:num w:numId="7">
+  <w:num w:numId="7" w16cid:durableId="1348369380">
     <w:abstractNumId w:val="20"/>
   </w:num>
-  <w:num w:numId="8">
+  <w:num w:numId="8" w16cid:durableId="737557343">
     <w:abstractNumId w:val="13"/>
     <w:lvlOverride w:ilvl="0"/>
     <w:lvlOverride w:ilvl="1">
@@ -5679,7 +5150,7 @@
       <w:startOverride w:val="1"/>
     </w:lvlOverride>
   </w:num>
-  <w:num w:numId="9">
+  <w:num w:numId="9" w16cid:durableId="2043700591">
     <w:abstractNumId w:val="10"/>
     <w:lvlOverride w:ilvl="0"/>
     <w:lvlOverride w:ilvl="1">
@@ -5707,82 +5178,82 @@
       <w:startOverride w:val="1"/>
     </w:lvlOverride>
   </w:num>
-  <w:num w:numId="10">
+  <w:num w:numId="10" w16cid:durableId="654802657">
     <w:abstractNumId w:val="9"/>
   </w:num>
-  <w:num w:numId="11">
+  <w:num w:numId="11" w16cid:durableId="1185173342">
     <w:abstractNumId w:val="14"/>
   </w:num>
-  <w:num w:numId="12">
+  <w:num w:numId="12" w16cid:durableId="55207074">
     <w:abstractNumId w:val="25"/>
   </w:num>
-  <w:num w:numId="13">
+  <w:num w:numId="13" w16cid:durableId="219755770">
     <w:abstractNumId w:val="22"/>
   </w:num>
-  <w:num w:numId="14">
+  <w:num w:numId="14" w16cid:durableId="1672103589">
     <w:abstractNumId w:val="31"/>
   </w:num>
-  <w:num w:numId="15">
+  <w:num w:numId="15" w16cid:durableId="1832212250">
     <w:abstractNumId w:val="21"/>
   </w:num>
-  <w:num w:numId="16">
+  <w:num w:numId="16" w16cid:durableId="983778876">
     <w:abstractNumId w:val="15"/>
   </w:num>
-  <w:num w:numId="17">
+  <w:num w:numId="17" w16cid:durableId="273248166">
     <w:abstractNumId w:val="8"/>
   </w:num>
-  <w:num w:numId="18">
+  <w:num w:numId="18" w16cid:durableId="1544170470">
     <w:abstractNumId w:val="29"/>
   </w:num>
-  <w:num w:numId="19">
+  <w:num w:numId="19" w16cid:durableId="774131317">
     <w:abstractNumId w:val="4"/>
   </w:num>
-  <w:num w:numId="20">
+  <w:num w:numId="20" w16cid:durableId="347875246">
     <w:abstractNumId w:val="0"/>
   </w:num>
-  <w:num w:numId="21">
+  <w:num w:numId="21" w16cid:durableId="2081324275">
     <w:abstractNumId w:val="24"/>
   </w:num>
-  <w:num w:numId="22">
+  <w:num w:numId="22" w16cid:durableId="1921912452">
     <w:abstractNumId w:val="28"/>
   </w:num>
-  <w:num w:numId="23">
+  <w:num w:numId="23" w16cid:durableId="780564147">
     <w:abstractNumId w:val="27"/>
   </w:num>
-  <w:num w:numId="24">
+  <w:num w:numId="24" w16cid:durableId="522060131">
     <w:abstractNumId w:val="18"/>
   </w:num>
-  <w:num w:numId="25">
+  <w:num w:numId="25" w16cid:durableId="574049093">
     <w:abstractNumId w:val="19"/>
   </w:num>
-  <w:num w:numId="26">
+  <w:num w:numId="26" w16cid:durableId="413168169">
     <w:abstractNumId w:val="3"/>
   </w:num>
-  <w:num w:numId="27">
+  <w:num w:numId="27" w16cid:durableId="694117612">
     <w:abstractNumId w:val="33"/>
   </w:num>
-  <w:num w:numId="28">
+  <w:num w:numId="28" w16cid:durableId="1352998021">
     <w:abstractNumId w:val="7"/>
   </w:num>
-  <w:num w:numId="29">
+  <w:num w:numId="29" w16cid:durableId="1257786130">
     <w:abstractNumId w:val="30"/>
   </w:num>
-  <w:num w:numId="30">
+  <w:num w:numId="30" w16cid:durableId="1355568716">
     <w:abstractNumId w:val="1"/>
   </w:num>
-  <w:num w:numId="31">
+  <w:num w:numId="31" w16cid:durableId="374426165">
     <w:abstractNumId w:val="2"/>
   </w:num>
-  <w:num w:numId="32">
+  <w:num w:numId="32" w16cid:durableId="990209932">
     <w:abstractNumId w:val="32"/>
   </w:num>
-  <w:num w:numId="33">
+  <w:num w:numId="33" w16cid:durableId="1113206988">
     <w:abstractNumId w:val="11"/>
   </w:num>
-  <w:num w:numId="34">
+  <w:num w:numId="34" w16cid:durableId="1048341951">
     <w:abstractNumId w:val="12"/>
   </w:num>
-  <w:num w:numId="35">
+  <w:num w:numId="35" w16cid:durableId="1207060690">
     <w:abstractNumId w:val="33"/>
     <w:lvlOverride w:ilvl="0">
       <w:lvl w:ilvl="0" w:tplc="FBEE5E96">
@@ -5887,17 +5358,17 @@
       </w:lvl>
     </w:lvlOverride>
   </w:num>
-  <w:num w:numId="36">
+  <w:num w:numId="36" w16cid:durableId="538779729">
     <w:abstractNumId w:val="5"/>
   </w:num>
-  <w:num w:numId="37">
+  <w:num w:numId="37" w16cid:durableId="2003661425">
     <w:abstractNumId w:val="6"/>
   </w:num>
 </w:numbering>
 </file>
 
 <file path=word/styles.xml><?xml version="1.0" encoding="utf-8"?>
-<w:styles xmlns:r="http://schemas.openxmlformats.org/officeDocument/2006/relationships" xmlns:w="http://schemas.openxmlformats.org/wordprocessingml/2006/main">
+<w:styles xmlns:mc="http://schemas.openxmlformats.org/markup-compatibility/2006" xmlns:r="http://schemas.openxmlformats.org/officeDocument/2006/relationships" xmlns:w="http://schemas.openxmlformats.org/wordprocessingml/2006/main" xmlns:w14="http://schemas.microsoft.com/office/word/2010/wordml" xmlns:w15="http://schemas.microsoft.com/office/word/2012/wordml" xmlns:w16cex="http://schemas.microsoft.com/office/word/2018/wordml/cex" xmlns:w16cid="http://schemas.microsoft.com/office/word/2016/wordml/cid" xmlns:w16="http://schemas.microsoft.com/office/word/2018/wordml" xmlns:w16du="http://schemas.microsoft.com/office/word/2023/wordml/word16du" xmlns:w16sdtdh="http://schemas.microsoft.com/office/word/2020/wordml/sdtdatahash" xmlns:w16sdtfl="http://schemas.microsoft.com/office/word/2024/wordml/sdtformatlock" xmlns:w16se="http://schemas.microsoft.com/office/word/2015/wordml/symex" mc:Ignorable="w14 w15 w16se w16cid w16 w16cex w16sdtdh w16sdtfl w16du">
   <w:docDefaults>
     <w:rPrDefault>
       <w:rPr>
@@ -5913,155 +5384,394 @@
       </w:pPr>
     </w:pPrDefault>
   </w:docDefaults>
-  <w:latentStyles w:defLockedState="0" w:defUIPriority="99" w:defSemiHidden="1" w:defUnhideWhenUsed="1" w:defQFormat="0" w:count="267">
-    <w:lsdException w:name="Normal" w:semiHidden="0" w:uiPriority="0" w:unhideWhenUsed="0" w:qFormat="1"/>
-    <w:lsdException w:name="heading 1" w:semiHidden="0" w:uiPriority="9" w:unhideWhenUsed="0" w:qFormat="1"/>
-    <w:lsdException w:name="heading 2" w:uiPriority="9" w:qFormat="1"/>
-    <w:lsdException w:name="heading 3" w:uiPriority="9" w:qFormat="1"/>
-    <w:lsdException w:name="heading 4" w:uiPriority="9" w:qFormat="1"/>
-    <w:lsdException w:name="heading 5" w:uiPriority="9" w:qFormat="1"/>
-    <w:lsdException w:name="heading 6" w:uiPriority="9" w:qFormat="1"/>
-    <w:lsdException w:name="heading 7" w:uiPriority="9" w:qFormat="1"/>
-    <w:lsdException w:name="heading 8" w:uiPriority="9" w:qFormat="1"/>
-    <w:lsdException w:name="heading 9" w:uiPriority="9" w:qFormat="1"/>
-    <w:lsdException w:name="toc 1" w:uiPriority="39"/>
-    <w:lsdException w:name="toc 2" w:uiPriority="39"/>
-    <w:lsdException w:name="toc 3" w:uiPriority="39"/>
-    <w:lsdException w:name="toc 4" w:uiPriority="39"/>
-    <w:lsdException w:name="toc 5" w:uiPriority="39"/>
-    <w:lsdException w:name="toc 6" w:uiPriority="39"/>
-    <w:lsdException w:name="toc 7" w:uiPriority="39"/>
-    <w:lsdException w:name="toc 8" w:uiPriority="39"/>
-    <w:lsdException w:name="toc 9" w:uiPriority="39"/>
-    <w:lsdException w:name="caption" w:uiPriority="35" w:qFormat="1"/>
-    <w:lsdException w:name="Title" w:semiHidden="0" w:uiPriority="10" w:unhideWhenUsed="0" w:qFormat="1"/>
-    <w:lsdException w:name="Default Paragraph Font" w:uiPriority="1"/>
-    <w:lsdException w:name="Subtitle" w:semiHidden="0" w:uiPriority="11" w:unhideWhenUsed="0" w:qFormat="1"/>
-    <w:lsdException w:name="Strong" w:semiHidden="0" w:uiPriority="22" w:unhideWhenUsed="0" w:qFormat="1"/>
-    <w:lsdException w:name="Emphasis" w:semiHidden="0" w:uiPriority="20" w:unhideWhenUsed="0" w:qFormat="1"/>
-    <w:lsdException w:name="Table Grid" w:semiHidden="0" w:uiPriority="59" w:unhideWhenUsed="0"/>
-    <w:lsdException w:name="Placeholder Text" w:unhideWhenUsed="0"/>
-    <w:lsdException w:name="No Spacing" w:semiHidden="0" w:uiPriority="1" w:unhideWhenUsed="0" w:qFormat="1"/>
-    <w:lsdException w:name="Light Shading" w:semiHidden="0" w:uiPriority="60" w:unhideWhenUsed="0"/>
-    <w:lsdException w:name="Light List" w:semiHidden="0" w:uiPriority="61" w:unhideWhenUsed="0"/>
-    <w:lsdException w:name="Light Grid" w:semiHidden="0" w:uiPriority="62" w:unhideWhenUsed="0"/>
-    <w:lsdException w:name="Medium Shading 1" w:semiHidden="0" w:uiPriority="63" w:unhideWhenUsed="0"/>
-    <w:lsdException w:name="Medium Shading 2" w:semiHidden="0" w:uiPriority="64" w:unhideWhenUsed="0"/>
-    <w:lsdException w:name="Medium List 1" w:semiHidden="0" w:uiPriority="65" w:unhideWhenUsed="0"/>
-    <w:lsdException w:name="Medium List 2" w:semiHidden="0" w:uiPriority="66" w:unhideWhenUsed="0"/>
-    <w:lsdException w:name="Medium Grid 1" w:semiHidden="0" w:uiPriority="67" w:unhideWhenUsed="0"/>
-    <w:lsdException w:name="Medium Grid 2" w:semiHidden="0" w:uiPriority="68" w:unhideWhenUsed="0"/>
-    <w:lsdException w:name="Medium Grid 3" w:semiHidden="0" w:uiPriority="69" w:unhideWhenUsed="0"/>
-    <w:lsdException w:name="Dark List" w:semiHidden="0" w:uiPriority="70" w:unhideWhenUsed="0"/>
-    <w:lsdException w:name="Colorful Shading" w:semiHidden="0" w:uiPriority="71" w:unhideWhenUsed="0"/>
-    <w:lsdException w:name="Colorful List" w:semiHidden="0" w:uiPriority="72" w:unhideWhenUsed="0"/>
-    <w:lsdException w:name="Colorful Grid" w:semiHidden="0" w:uiPriority="73" w:unhideWhenUsed="0"/>
-    <w:lsdException w:name="Light Shading Accent 1" w:semiHidden="0" w:uiPriority="60" w:unhideWhenUsed="0"/>
-    <w:lsdException w:name="Light List Accent 1" w:semiHidden="0" w:uiPriority="61" w:unhideWhenUsed="0"/>
-    <w:lsdException w:name="Light Grid Accent 1" w:semiHidden="0" w:uiPriority="62" w:unhideWhenUsed="0"/>
-    <w:lsdException w:name="Medium Shading 1 Accent 1" w:semiHidden="0" w:uiPriority="63" w:unhideWhenUsed="0"/>
-    <w:lsdException w:name="Medium Shading 2 Accent 1" w:semiHidden="0" w:uiPriority="64" w:unhideWhenUsed="0"/>
-    <w:lsdException w:name="Medium List 1 Accent 1" w:semiHidden="0" w:uiPriority="65" w:unhideWhenUsed="0"/>
-    <w:lsdException w:name="Revision" w:unhideWhenUsed="0"/>
-    <w:lsdException w:name="List Paragraph" w:semiHidden="0" w:uiPriority="34" w:unhideWhenUsed="0" w:qFormat="1"/>
-    <w:lsdException w:name="Quote" w:semiHidden="0" w:uiPriority="29" w:unhideWhenUsed="0" w:qFormat="1"/>
-    <w:lsdException w:name="Intense Quote" w:semiHidden="0" w:uiPriority="30" w:unhideWhenUsed="0" w:qFormat="1"/>
-    <w:lsdException w:name="Medium List 2 Accent 1" w:semiHidden="0" w:uiPriority="66" w:unhideWhenUsed="0"/>
-    <w:lsdException w:name="Medium Grid 1 Accent 1" w:semiHidden="0" w:uiPriority="67" w:unhideWhenUsed="0"/>
-    <w:lsdException w:name="Medium Grid 2 Accent 1" w:semiHidden="0" w:uiPriority="68" w:unhideWhenUsed="0"/>
-    <w:lsdException w:name="Medium Grid 3 Accent 1" w:semiHidden="0" w:uiPriority="69" w:unhideWhenUsed="0"/>
-    <w:lsdException w:name="Dark List Accent 1" w:semiHidden="0" w:uiPriority="70" w:unhideWhenUsed="0"/>
-    <w:lsdException w:name="Colorful Shading Accent 1" w:semiHidden="0" w:uiPriority="71" w:unhideWhenUsed="0"/>
-    <w:lsdException w:name="Colorful List Accent 1" w:semiHidden="0" w:uiPriority="72" w:unhideWhenUsed="0"/>
-    <w:lsdException w:name="Colorful Grid Accent 1" w:semiHidden="0" w:uiPriority="73" w:unhideWhenUsed="0"/>
-    <w:lsdException w:name="Light Shading Accent 2" w:semiHidden="0" w:uiPriority="60" w:unhideWhenUsed="0"/>
-    <w:lsdException w:name="Light List Accent 2" w:semiHidden="0" w:uiPriority="61" w:unhideWhenUsed="0"/>
-    <w:lsdException w:name="Light Grid Accent 2" w:semiHidden="0" w:uiPriority="62" w:unhideWhenUsed="0"/>
-    <w:lsdException w:name="Medium Shading 1 Accent 2" w:semiHidden="0" w:uiPriority="63" w:unhideWhenUsed="0"/>
-    <w:lsdException w:name="Medium Shading 2 Accent 2" w:semiHidden="0" w:uiPriority="64" w:unhideWhenUsed="0"/>
-    <w:lsdException w:name="Medium List 1 Accent 2" w:semiHidden="0" w:uiPriority="65" w:unhideWhenUsed="0"/>
-    <w:lsdException w:name="Medium List 2 Accent 2" w:semiHidden="0" w:uiPriority="66" w:unhideWhenUsed="0"/>
-    <w:lsdException w:name="Medium Grid 1 Accent 2" w:semiHidden="0" w:uiPriority="67" w:unhideWhenUsed="0"/>
-    <w:lsdException w:name="Medium Grid 2 Accent 2" w:semiHidden="0" w:uiPriority="68" w:unhideWhenUsed="0"/>
-    <w:lsdException w:name="Medium Grid 3 Accent 2" w:semiHidden="0" w:uiPriority="69" w:unhideWhenUsed="0"/>
-    <w:lsdException w:name="Dark List Accent 2" w:semiHidden="0" w:uiPriority="70" w:unhideWhenUsed="0"/>
-    <w:lsdException w:name="Colorful Shading Accent 2" w:semiHidden="0" w:uiPriority="71" w:unhideWhenUsed="0"/>
-    <w:lsdException w:name="Colorful List Accent 2" w:semiHidden="0" w:uiPriority="72" w:unhideWhenUsed="0"/>
-    <w:lsdException w:name="Colorful Grid Accent 2" w:semiHidden="0" w:uiPriority="73" w:unhideWhenUsed="0"/>
-    <w:lsdException w:name="Light Shading Accent 3" w:semiHidden="0" w:uiPriority="60" w:unhideWhenUsed="0"/>
-    <w:lsdException w:name="Light List Accent 3" w:semiHidden="0" w:uiPriority="61" w:unhideWhenUsed="0"/>
-    <w:lsdException w:name="Light Grid Accent 3" w:semiHidden="0" w:uiPriority="62" w:unhideWhenUsed="0"/>
-    <w:lsdException w:name="Medium Shading 1 Accent 3" w:semiHidden="0" w:uiPriority="63" w:unhideWhenUsed="0"/>
-    <w:lsdException w:name="Medium Shading 2 Accent 3" w:semiHidden="0" w:uiPriority="64" w:unhideWhenUsed="0"/>
-    <w:lsdException w:name="Medium List 1 Accent 3" w:semiHidden="0" w:uiPriority="65" w:unhideWhenUsed="0"/>
-    <w:lsdException w:name="Medium List 2 Accent 3" w:semiHidden="0" w:uiPriority="66" w:unhideWhenUsed="0"/>
-    <w:lsdException w:name="Medium Grid 1 Accent 3" w:semiHidden="0" w:uiPriority="67" w:unhideWhenUsed="0"/>
-    <w:lsdException w:name="Medium Grid 2 Accent 3" w:semiHidden="0" w:uiPriority="68" w:unhideWhenUsed="0"/>
-    <w:lsdException w:name="Medium Grid 3 Accent 3" w:semiHidden="0" w:uiPriority="69" w:unhideWhenUsed="0"/>
-    <w:lsdException w:name="Dark List Accent 3" w:semiHidden="0" w:uiPriority="70" w:unhideWhenUsed="0"/>
-    <w:lsdException w:name="Colorful Shading Accent 3" w:semiHidden="0" w:uiPriority="71" w:unhideWhenUsed="0"/>
-    <w:lsdException w:name="Colorful List Accent 3" w:semiHidden="0" w:uiPriority="72" w:unhideWhenUsed="0"/>
-    <w:lsdException w:name="Colorful Grid Accent 3" w:semiHidden="0" w:uiPriority="73" w:unhideWhenUsed="0"/>
-    <w:lsdException w:name="Light Shading Accent 4" w:semiHidden="0" w:uiPriority="60" w:unhideWhenUsed="0"/>
-    <w:lsdException w:name="Light List Accent 4" w:semiHidden="0" w:uiPriority="61" w:unhideWhenUsed="0"/>
-    <w:lsdException w:name="Light Grid Accent 4" w:semiHidden="0" w:uiPriority="62" w:unhideWhenUsed="0"/>
-    <w:lsdException w:name="Medium Shading 1 Accent 4" w:semiHidden="0" w:uiPriority="63" w:unhideWhenUsed="0"/>
-    <w:lsdException w:name="Medium Shading 2 Accent 4" w:semiHidden="0" w:uiPriority="64" w:unhideWhenUsed="0"/>
-    <w:lsdException w:name="Medium List 1 Accent 4" w:semiHidden="0" w:uiPriority="65" w:unhideWhenUsed="0"/>
-    <w:lsdException w:name="Medium List 2 Accent 4" w:semiHidden="0" w:uiPriority="66" w:unhideWhenUsed="0"/>
-    <w:lsdException w:name="Medium Grid 1 Accent 4" w:semiHidden="0" w:uiPriority="67" w:unhideWhenUsed="0"/>
-    <w:lsdException w:name="Medium Grid 2 Accent 4" w:semiHidden="0" w:uiPriority="68" w:unhideWhenUsed="0"/>
-    <w:lsdException w:name="Medium Grid 3 Accent 4" w:semiHidden="0" w:uiPriority="69" w:unhideWhenUsed="0"/>
-    <w:lsdException w:name="Dark List Accent 4" w:semiHidden="0" w:uiPriority="70" w:unhideWhenUsed="0"/>
-    <w:lsdException w:name="Colorful Shading Accent 4" w:semiHidden="0" w:uiPriority="71" w:unhideWhenUsed="0"/>
-    <w:lsdException w:name="Colorful List Accent 4" w:semiHidden="0" w:uiPriority="72" w:unhideWhenUsed="0"/>
-    <w:lsdException w:name="Colorful Grid Accent 4" w:semiHidden="0" w:uiPriority="73" w:unhideWhenUsed="0"/>
-    <w:lsdException w:name="Light Shading Accent 5" w:semiHidden="0" w:uiPriority="60" w:unhideWhenUsed="0"/>
-    <w:lsdException w:name="Light List Accent 5" w:semiHidden="0" w:uiPriority="61" w:unhideWhenUsed="0"/>
-    <w:lsdException w:name="Light Grid Accent 5" w:semiHidden="0" w:uiPriority="62" w:unhideWhenUsed="0"/>
-    <w:lsdException w:name="Medium Shading 1 Accent 5" w:semiHidden="0" w:uiPriority="63" w:unhideWhenUsed="0"/>
-    <w:lsdException w:name="Medium Shading 2 Accent 5" w:semiHidden="0" w:uiPriority="64" w:unhideWhenUsed="0"/>
-    <w:lsdException w:name="Medium List 1 Accent 5" w:semiHidden="0" w:uiPriority="65" w:unhideWhenUsed="0"/>
-    <w:lsdException w:name="Medium List 2 Accent 5" w:semiHidden="0" w:uiPriority="66" w:unhideWhenUsed="0"/>
-    <w:lsdException w:name="Medium Grid 1 Accent 5" w:semiHidden="0" w:uiPriority="67" w:unhideWhenUsed="0"/>
-    <w:lsdException w:name="Medium Grid 2 Accent 5" w:semiHidden="0" w:uiPriority="68" w:unhideWhenUsed="0"/>
-    <w:lsdException w:name="Medium Grid 3 Accent 5" w:semiHidden="0" w:uiPriority="69" w:unhideWhenUsed="0"/>
-    <w:lsdException w:name="Dark List Accent 5" w:semiHidden="0" w:uiPriority="70" w:unhideWhenUsed="0"/>
-    <w:lsdException w:name="Colorful Shading Accent 5" w:semiHidden="0" w:uiPriority="71" w:unhideWhenUsed="0"/>
-    <w:lsdException w:name="Colorful List Accent 5" w:semiHidden="0" w:uiPriority="72" w:unhideWhenUsed="0"/>
-    <w:lsdException w:name="Colorful Grid Accent 5" w:semiHidden="0" w:uiPriority="73" w:unhideWhenUsed="0"/>
-    <w:lsdException w:name="Light Shading Accent 6" w:semiHidden="0" w:uiPriority="60" w:unhideWhenUsed="0"/>
-    <w:lsdException w:name="Light List Accent 6" w:semiHidden="0" w:uiPriority="61" w:unhideWhenUsed="0"/>
-    <w:lsdException w:name="Light Grid Accent 6" w:semiHidden="0" w:uiPriority="62" w:unhideWhenUsed="0"/>
-    <w:lsdException w:name="Medium Shading 1 Accent 6" w:semiHidden="0" w:uiPriority="63" w:unhideWhenUsed="0"/>
-    <w:lsdException w:name="Medium Shading 2 Accent 6" w:semiHidden="0" w:uiPriority="64" w:unhideWhenUsed="0"/>
-    <w:lsdException w:name="Medium List 1 Accent 6" w:semiHidden="0" w:uiPriority="65" w:unhideWhenUsed="0"/>
-    <w:lsdException w:name="Medium List 2 Accent 6" w:semiHidden="0" w:uiPriority="66" w:unhideWhenUsed="0"/>
-    <w:lsdException w:name="Medium Grid 1 Accent 6" w:semiHidden="0" w:uiPriority="67" w:unhideWhenUsed="0"/>
-    <w:lsdException w:name="Medium Grid 2 Accent 6" w:semiHidden="0" w:uiPriority="68" w:unhideWhenUsed="0"/>
-    <w:lsdException w:name="Medium Grid 3 Accent 6" w:semiHidden="0" w:uiPriority="69" w:unhideWhenUsed="0"/>
-    <w:lsdException w:name="Dark List Accent 6" w:semiHidden="0" w:uiPriority="70" w:unhideWhenUsed="0"/>
-    <w:lsdException w:name="Colorful Shading Accent 6" w:semiHidden="0" w:uiPriority="71" w:unhideWhenUsed="0"/>
-    <w:lsdException w:name="Colorful List Accent 6" w:semiHidden="0" w:uiPriority="72" w:unhideWhenUsed="0"/>
-    <w:lsdException w:name="Colorful Grid Accent 6" w:semiHidden="0" w:uiPriority="73" w:unhideWhenUsed="0"/>
-    <w:lsdException w:name="Subtle Emphasis" w:semiHidden="0" w:uiPriority="19" w:unhideWhenUsed="0" w:qFormat="1"/>
-    <w:lsdException w:name="Intense Emphasis" w:semiHidden="0" w:uiPriority="21" w:unhideWhenUsed="0" w:qFormat="1"/>
-    <w:lsdException w:name="Subtle Reference" w:semiHidden="0" w:uiPriority="31" w:unhideWhenUsed="0" w:qFormat="1"/>
-    <w:lsdException w:name="Intense Reference" w:semiHidden="0" w:uiPriority="32" w:unhideWhenUsed="0" w:qFormat="1"/>
-    <w:lsdException w:name="Book Title" w:semiHidden="0" w:uiPriority="33" w:unhideWhenUsed="0" w:qFormat="1"/>
-    <w:lsdException w:name="Bibliography" w:uiPriority="37"/>
-    <w:lsdException w:name="TOC Heading" w:uiPriority="39" w:qFormat="1"/>
+  <w:latentStyles w:defLockedState="0" w:defUIPriority="99" w:defSemiHidden="0" w:defUnhideWhenUsed="0" w:defQFormat="0" w:count="376">
+    <w:lsdException w:name="Normal" w:uiPriority="0" w:qFormat="1"/>
+    <w:lsdException w:name="heading 1" w:uiPriority="9" w:qFormat="1"/>
+    <w:lsdException w:name="heading 2" w:semiHidden="1" w:uiPriority="9" w:unhideWhenUsed="1" w:qFormat="1"/>
+    <w:lsdException w:name="heading 3" w:semiHidden="1" w:uiPriority="9" w:unhideWhenUsed="1" w:qFormat="1"/>
+    <w:lsdException w:name="heading 4" w:semiHidden="1" w:uiPriority="9" w:unhideWhenUsed="1" w:qFormat="1"/>
+    <w:lsdException w:name="heading 5" w:semiHidden="1" w:uiPriority="9" w:unhideWhenUsed="1" w:qFormat="1"/>
+    <w:lsdException w:name="heading 6" w:semiHidden="1" w:uiPriority="9" w:unhideWhenUsed="1" w:qFormat="1"/>
+    <w:lsdException w:name="heading 7" w:semiHidden="1" w:uiPriority="9" w:unhideWhenUsed="1" w:qFormat="1"/>
+    <w:lsdException w:name="heading 8" w:semiHidden="1" w:uiPriority="9" w:unhideWhenUsed="1" w:qFormat="1"/>
+    <w:lsdException w:name="heading 9" w:semiHidden="1" w:uiPriority="9" w:unhideWhenUsed="1" w:qFormat="1"/>
+    <w:lsdException w:name="index 1" w:semiHidden="1" w:unhideWhenUsed="1"/>
+    <w:lsdException w:name="index 2" w:semiHidden="1" w:unhideWhenUsed="1"/>
+    <w:lsdException w:name="index 3" w:semiHidden="1" w:unhideWhenUsed="1"/>
+    <w:lsdException w:name="index 4" w:semiHidden="1" w:unhideWhenUsed="1"/>
+    <w:lsdException w:name="index 5" w:semiHidden="1" w:unhideWhenUsed="1"/>
+    <w:lsdException w:name="index 6" w:semiHidden="1" w:unhideWhenUsed="1"/>
+    <w:lsdException w:name="index 7" w:semiHidden="1" w:unhideWhenUsed="1"/>
+    <w:lsdException w:name="index 8" w:semiHidden="1" w:unhideWhenUsed="1"/>
+    <w:lsdException w:name="index 9" w:semiHidden="1" w:unhideWhenUsed="1"/>
+    <w:lsdException w:name="toc 1" w:semiHidden="1" w:uiPriority="39" w:unhideWhenUsed="1"/>
+    <w:lsdException w:name="toc 2" w:semiHidden="1" w:uiPriority="39" w:unhideWhenUsed="1"/>
+    <w:lsdException w:name="toc 3" w:semiHidden="1" w:uiPriority="39" w:unhideWhenUsed="1"/>
+    <w:lsdException w:name="toc 4" w:semiHidden="1" w:uiPriority="39" w:unhideWhenUsed="1"/>
+    <w:lsdException w:name="toc 5" w:semiHidden="1" w:uiPriority="39" w:unhideWhenUsed="1"/>
+    <w:lsdException w:name="toc 6" w:semiHidden="1" w:uiPriority="39" w:unhideWhenUsed="1"/>
+    <w:lsdException w:name="toc 7" w:semiHidden="1" w:uiPriority="39" w:unhideWhenUsed="1"/>
+    <w:lsdException w:name="toc 8" w:semiHidden="1" w:uiPriority="39" w:unhideWhenUsed="1"/>
+    <w:lsdException w:name="toc 9" w:semiHidden="1" w:uiPriority="39" w:unhideWhenUsed="1"/>
+    <w:lsdException w:name="Normal Indent" w:semiHidden="1" w:unhideWhenUsed="1"/>
+    <w:lsdException w:name="footnote text" w:semiHidden="1" w:unhideWhenUsed="1"/>
+    <w:lsdException w:name="annotation text" w:semiHidden="1" w:unhideWhenUsed="1"/>
+    <w:lsdException w:name="header" w:semiHidden="1" w:unhideWhenUsed="1"/>
+    <w:lsdException w:name="footer" w:semiHidden="1" w:unhideWhenUsed="1"/>
+    <w:lsdException w:name="index heading" w:semiHidden="1" w:unhideWhenUsed="1"/>
+    <w:lsdException w:name="caption" w:semiHidden="1" w:uiPriority="35" w:unhideWhenUsed="1" w:qFormat="1"/>
+    <w:lsdException w:name="table of figures" w:semiHidden="1" w:unhideWhenUsed="1"/>
+    <w:lsdException w:name="envelope address" w:semiHidden="1" w:unhideWhenUsed="1"/>
+    <w:lsdException w:name="envelope return" w:semiHidden="1" w:unhideWhenUsed="1"/>
+    <w:lsdException w:name="footnote reference" w:semiHidden="1" w:unhideWhenUsed="1"/>
+    <w:lsdException w:name="annotation reference" w:semiHidden="1" w:unhideWhenUsed="1"/>
+    <w:lsdException w:name="line number" w:semiHidden="1" w:unhideWhenUsed="1"/>
+    <w:lsdException w:name="page number" w:semiHidden="1" w:unhideWhenUsed="1"/>
+    <w:lsdException w:name="endnote reference" w:semiHidden="1" w:unhideWhenUsed="1"/>
+    <w:lsdException w:name="endnote text" w:semiHidden="1" w:unhideWhenUsed="1"/>
+    <w:lsdException w:name="table of authorities" w:semiHidden="1" w:unhideWhenUsed="1"/>
+    <w:lsdException w:name="macro" w:semiHidden="1" w:unhideWhenUsed="1"/>
+    <w:lsdException w:name="toa heading" w:semiHidden="1" w:unhideWhenUsed="1"/>
+    <w:lsdException w:name="List" w:semiHidden="1" w:unhideWhenUsed="1"/>
+    <w:lsdException w:name="List Bullet" w:semiHidden="1" w:unhideWhenUsed="1"/>
+    <w:lsdException w:name="List Number" w:semiHidden="1" w:unhideWhenUsed="1"/>
+    <w:lsdException w:name="List 2" w:semiHidden="1" w:unhideWhenUsed="1"/>
+    <w:lsdException w:name="List 3" w:semiHidden="1" w:unhideWhenUsed="1"/>
+    <w:lsdException w:name="List 4" w:semiHidden="1" w:unhideWhenUsed="1"/>
+    <w:lsdException w:name="List 5" w:semiHidden="1" w:unhideWhenUsed="1"/>
+    <w:lsdException w:name="List Bullet 2" w:semiHidden="1" w:unhideWhenUsed="1"/>
+    <w:lsdException w:name="List Bullet 3" w:semiHidden="1" w:unhideWhenUsed="1"/>
+    <w:lsdException w:name="List Bullet 4" w:semiHidden="1" w:unhideWhenUsed="1"/>
+    <w:lsdException w:name="List Bullet 5" w:semiHidden="1" w:unhideWhenUsed="1"/>
+    <w:lsdException w:name="List Number 2" w:semiHidden="1" w:unhideWhenUsed="1"/>
+    <w:lsdException w:name="List Number 3" w:semiHidden="1" w:unhideWhenUsed="1"/>
+    <w:lsdException w:name="List Number 4" w:semiHidden="1" w:unhideWhenUsed="1"/>
+    <w:lsdException w:name="List Number 5" w:semiHidden="1" w:unhideWhenUsed="1"/>
+    <w:lsdException w:name="Title" w:uiPriority="10" w:qFormat="1"/>
+    <w:lsdException w:name="Closing" w:semiHidden="1" w:unhideWhenUsed="1"/>
+    <w:lsdException w:name="Signature" w:semiHidden="1" w:unhideWhenUsed="1"/>
+    <w:lsdException w:name="Default Paragraph Font" w:semiHidden="1" w:uiPriority="1" w:unhideWhenUsed="1"/>
+    <w:lsdException w:name="Body Text" w:semiHidden="1" w:unhideWhenUsed="1"/>
+    <w:lsdException w:name="Body Text Indent" w:semiHidden="1" w:unhideWhenUsed="1"/>
+    <w:lsdException w:name="List Continue" w:semiHidden="1" w:unhideWhenUsed="1"/>
+    <w:lsdException w:name="List Continue 2" w:semiHidden="1" w:unhideWhenUsed="1"/>
+    <w:lsdException w:name="List Continue 3" w:semiHidden="1" w:unhideWhenUsed="1"/>
+    <w:lsdException w:name="List Continue 4" w:semiHidden="1" w:unhideWhenUsed="1"/>
+    <w:lsdException w:name="List Continue 5" w:semiHidden="1" w:unhideWhenUsed="1"/>
+    <w:lsdException w:name="Message Header" w:semiHidden="1" w:unhideWhenUsed="1"/>
+    <w:lsdException w:name="Subtitle" w:uiPriority="11" w:qFormat="1"/>
+    <w:lsdException w:name="Salutation" w:semiHidden="1" w:unhideWhenUsed="1"/>
+    <w:lsdException w:name="Date" w:semiHidden="1" w:unhideWhenUsed="1"/>
+    <w:lsdException w:name="Body Text First Indent" w:semiHidden="1" w:unhideWhenUsed="1"/>
+    <w:lsdException w:name="Body Text First Indent 2" w:semiHidden="1" w:unhideWhenUsed="1"/>
+    <w:lsdException w:name="Note Heading" w:semiHidden="1" w:unhideWhenUsed="1"/>
+    <w:lsdException w:name="Body Text 2" w:semiHidden="1" w:unhideWhenUsed="1"/>
+    <w:lsdException w:name="Body Text 3" w:semiHidden="1" w:unhideWhenUsed="1"/>
+    <w:lsdException w:name="Body Text Indent 2" w:semiHidden="1" w:unhideWhenUsed="1"/>
+    <w:lsdException w:name="Body Text Indent 3" w:semiHidden="1" w:unhideWhenUsed="1"/>
+    <w:lsdException w:name="Block Text" w:semiHidden="1" w:unhideWhenUsed="1"/>
+    <w:lsdException w:name="Hyperlink" w:semiHidden="1" w:unhideWhenUsed="1"/>
+    <w:lsdException w:name="FollowedHyperlink" w:semiHidden="1" w:unhideWhenUsed="1"/>
+    <w:lsdException w:name="Strong" w:uiPriority="22" w:qFormat="1"/>
+    <w:lsdException w:name="Emphasis" w:uiPriority="20" w:qFormat="1"/>
+    <w:lsdException w:name="Document Map" w:semiHidden="1" w:unhideWhenUsed="1"/>
+    <w:lsdException w:name="Plain Text" w:semiHidden="1" w:unhideWhenUsed="1"/>
+    <w:lsdException w:name="E-mail Signature" w:semiHidden="1" w:unhideWhenUsed="1"/>
+    <w:lsdException w:name="HTML Top of Form" w:semiHidden="1" w:unhideWhenUsed="1"/>
+    <w:lsdException w:name="HTML Bottom of Form" w:semiHidden="1" w:unhideWhenUsed="1"/>
+    <w:lsdException w:name="Normal (Web)" w:semiHidden="1" w:unhideWhenUsed="1"/>
+    <w:lsdException w:name="HTML Acronym" w:semiHidden="1" w:unhideWhenUsed="1"/>
+    <w:lsdException w:name="HTML Address" w:semiHidden="1" w:unhideWhenUsed="1"/>
+    <w:lsdException w:name="HTML Cite" w:semiHidden="1" w:unhideWhenUsed="1"/>
+    <w:lsdException w:name="HTML Code" w:semiHidden="1" w:unhideWhenUsed="1"/>
+    <w:lsdException w:name="HTML Definition" w:semiHidden="1" w:unhideWhenUsed="1"/>
+    <w:lsdException w:name="HTML Keyboard" w:semiHidden="1" w:unhideWhenUsed="1"/>
+    <w:lsdException w:name="HTML Preformatted" w:semiHidden="1" w:unhideWhenUsed="1"/>
+    <w:lsdException w:name="HTML Sample" w:semiHidden="1" w:unhideWhenUsed="1"/>
+    <w:lsdException w:name="HTML Typewriter" w:semiHidden="1" w:unhideWhenUsed="1"/>
+    <w:lsdException w:name="HTML Variable" w:semiHidden="1" w:unhideWhenUsed="1"/>
+    <w:lsdException w:name="Normal Table" w:semiHidden="1" w:unhideWhenUsed="1"/>
+    <w:lsdException w:name="annotation subject" w:semiHidden="1" w:unhideWhenUsed="1"/>
+    <w:lsdException w:name="No List" w:semiHidden="1" w:unhideWhenUsed="1"/>
+    <w:lsdException w:name="Outline List 1" w:semiHidden="1" w:unhideWhenUsed="1"/>
+    <w:lsdException w:name="Outline List 2" w:semiHidden="1" w:unhideWhenUsed="1"/>
+    <w:lsdException w:name="Outline List 3" w:semiHidden="1" w:unhideWhenUsed="1"/>
+    <w:lsdException w:name="Table Simple 1" w:semiHidden="1" w:unhideWhenUsed="1"/>
+    <w:lsdException w:name="Table Simple 2" w:semiHidden="1" w:unhideWhenUsed="1"/>
+    <w:lsdException w:name="Table Simple 3" w:semiHidden="1" w:unhideWhenUsed="1"/>
+    <w:lsdException w:name="Table Classic 1" w:semiHidden="1" w:unhideWhenUsed="1"/>
+    <w:lsdException w:name="Table Classic 2" w:semiHidden="1" w:unhideWhenUsed="1"/>
+    <w:lsdException w:name="Table Classic 3" w:semiHidden="1" w:unhideWhenUsed="1"/>
+    <w:lsdException w:name="Table Classic 4" w:semiHidden="1" w:unhideWhenUsed="1"/>
+    <w:lsdException w:name="Table Colorful 1" w:semiHidden="1" w:unhideWhenUsed="1"/>
+    <w:lsdException w:name="Table Colorful 2" w:semiHidden="1" w:unhideWhenUsed="1"/>
+    <w:lsdException w:name="Table Colorful 3" w:semiHidden="1" w:unhideWhenUsed="1"/>
+    <w:lsdException w:name="Table Columns 1" w:semiHidden="1" w:unhideWhenUsed="1"/>
+    <w:lsdException w:name="Table Columns 2" w:semiHidden="1" w:unhideWhenUsed="1"/>
+    <w:lsdException w:name="Table Columns 3" w:semiHidden="1" w:unhideWhenUsed="1"/>
+    <w:lsdException w:name="Table Columns 4" w:semiHidden="1" w:unhideWhenUsed="1"/>
+    <w:lsdException w:name="Table Columns 5" w:semiHidden="1" w:unhideWhenUsed="1"/>
+    <w:lsdException w:name="Table Grid 1" w:semiHidden="1" w:unhideWhenUsed="1"/>
+    <w:lsdException w:name="Table Grid 2" w:semiHidden="1" w:unhideWhenUsed="1"/>
+    <w:lsdException w:name="Table Grid 3" w:semiHidden="1" w:unhideWhenUsed="1"/>
+    <w:lsdException w:name="Table Grid 4" w:semiHidden="1" w:unhideWhenUsed="1"/>
+    <w:lsdException w:name="Table Grid 5" w:semiHidden="1" w:unhideWhenUsed="1"/>
+    <w:lsdException w:name="Table Grid 6" w:semiHidden="1" w:unhideWhenUsed="1"/>
+    <w:lsdException w:name="Table Grid 7" w:semiHidden="1" w:unhideWhenUsed="1"/>
+    <w:lsdException w:name="Table Grid 8" w:semiHidden="1" w:unhideWhenUsed="1"/>
+    <w:lsdException w:name="Table List 1" w:semiHidden="1" w:unhideWhenUsed="1"/>
+    <w:lsdException w:name="Table List 2" w:semiHidden="1" w:unhideWhenUsed="1"/>
+    <w:lsdException w:name="Table List 3" w:semiHidden="1" w:unhideWhenUsed="1"/>
+    <w:lsdException w:name="Table List 4" w:semiHidden="1" w:unhideWhenUsed="1"/>
+    <w:lsdException w:name="Table List 5" w:semiHidden="1" w:unhideWhenUsed="1"/>
+    <w:lsdException w:name="Table List 6" w:semiHidden="1" w:unhideWhenUsed="1"/>
+    <w:lsdException w:name="Table List 7" w:semiHidden="1" w:unhideWhenUsed="1"/>
+    <w:lsdException w:name="Table List 8" w:semiHidden="1" w:unhideWhenUsed="1"/>
+    <w:lsdException w:name="Table 3D effects 1" w:semiHidden="1" w:unhideWhenUsed="1"/>
+    <w:lsdException w:name="Table 3D effects 2" w:semiHidden="1" w:unhideWhenUsed="1"/>
+    <w:lsdException w:name="Table 3D effects 3" w:semiHidden="1" w:unhideWhenUsed="1"/>
+    <w:lsdException w:name="Table Contemporary" w:semiHidden="1" w:unhideWhenUsed="1"/>
+    <w:lsdException w:name="Table Elegant" w:semiHidden="1" w:unhideWhenUsed="1"/>
+    <w:lsdException w:name="Table Professional" w:semiHidden="1" w:unhideWhenUsed="1"/>
+    <w:lsdException w:name="Table Subtle 1" w:semiHidden="1" w:unhideWhenUsed="1"/>
+    <w:lsdException w:name="Table Subtle 2" w:semiHidden="1" w:unhideWhenUsed="1"/>
+    <w:lsdException w:name="Table Web 1" w:semiHidden="1" w:unhideWhenUsed="1"/>
+    <w:lsdException w:name="Table Web 2" w:semiHidden="1" w:unhideWhenUsed="1"/>
+    <w:lsdException w:name="Table Web 3" w:semiHidden="1" w:unhideWhenUsed="1"/>
+    <w:lsdException w:name="Balloon Text" w:semiHidden="1" w:unhideWhenUsed="1"/>
+    <w:lsdException w:name="Table Grid" w:uiPriority="59"/>
+    <w:lsdException w:name="Table Theme" w:semiHidden="1" w:unhideWhenUsed="1"/>
+    <w:lsdException w:name="Placeholder Text" w:semiHidden="1"/>
+    <w:lsdException w:name="No Spacing" w:uiPriority="1" w:qFormat="1"/>
+    <w:lsdException w:name="Light Shading" w:uiPriority="60"/>
+    <w:lsdException w:name="Light List" w:uiPriority="61"/>
+    <w:lsdException w:name="Light Grid" w:uiPriority="62"/>
+    <w:lsdException w:name="Medium Shading 1" w:uiPriority="63"/>
+    <w:lsdException w:name="Medium Shading 2" w:uiPriority="64"/>
+    <w:lsdException w:name="Medium List 1" w:uiPriority="65"/>
+    <w:lsdException w:name="Medium List 2" w:uiPriority="66"/>
+    <w:lsdException w:name="Medium Grid 1" w:uiPriority="67"/>
+    <w:lsdException w:name="Medium Grid 2" w:uiPriority="68"/>
+    <w:lsdException w:name="Medium Grid 3" w:uiPriority="69"/>
+    <w:lsdException w:name="Dark List" w:uiPriority="70"/>
+    <w:lsdException w:name="Colorful Shading" w:uiPriority="71"/>
+    <w:lsdException w:name="Colorful List" w:uiPriority="72"/>
+    <w:lsdException w:name="Colorful Grid" w:uiPriority="73"/>
+    <w:lsdException w:name="Light Shading Accent 1" w:uiPriority="60"/>
+    <w:lsdException w:name="Light List Accent 1" w:uiPriority="61"/>
+    <w:lsdException w:name="Light Grid Accent 1" w:uiPriority="62"/>
+    <w:lsdException w:name="Medium Shading 1 Accent 1" w:uiPriority="63"/>
+    <w:lsdException w:name="Medium Shading 2 Accent 1" w:uiPriority="64"/>
+    <w:lsdException w:name="Medium List 1 Accent 1" w:uiPriority="65"/>
+    <w:lsdException w:name="Revision" w:semiHidden="1"/>
+    <w:lsdException w:name="List Paragraph" w:uiPriority="34" w:qFormat="1"/>
+    <w:lsdException w:name="Quote" w:uiPriority="29" w:qFormat="1"/>
+    <w:lsdException w:name="Intense Quote" w:uiPriority="30" w:qFormat="1"/>
+    <w:lsdException w:name="Medium List 2 Accent 1" w:uiPriority="66"/>
+    <w:lsdException w:name="Medium Grid 1 Accent 1" w:uiPriority="67"/>
+    <w:lsdException w:name="Medium Grid 2 Accent 1" w:uiPriority="68"/>
+    <w:lsdException w:name="Medium Grid 3 Accent 1" w:uiPriority="69"/>
+    <w:lsdException w:name="Dark List Accent 1" w:uiPriority="70"/>
+    <w:lsdException w:name="Colorful Shading Accent 1" w:uiPriority="71"/>
+    <w:lsdException w:name="Colorful List Accent 1" w:uiPriority="72"/>
+    <w:lsdException w:name="Colorful Grid Accent 1" w:uiPriority="73"/>
+    <w:lsdException w:name="Light Shading Accent 2" w:uiPriority="60"/>
+    <w:lsdException w:name="Light List Accent 2" w:uiPriority="61"/>
+    <w:lsdException w:name="Light Grid Accent 2" w:uiPriority="62"/>
+    <w:lsdException w:name="Medium Shading 1 Accent 2" w:uiPriority="63"/>
+    <w:lsdException w:name="Medium Shading 2 Accent 2" w:uiPriority="64"/>
+    <w:lsdException w:name="Medium List 1 Accent 2" w:uiPriority="65"/>
+    <w:lsdException w:name="Medium List 2 Accent 2" w:uiPriority="66"/>
+    <w:lsdException w:name="Medium Grid 1 Accent 2" w:uiPriority="67"/>
+    <w:lsdException w:name="Medium Grid 2 Accent 2" w:uiPriority="68"/>
+    <w:lsdException w:name="Medium Grid 3 Accent 2" w:uiPriority="69"/>
+    <w:lsdException w:name="Dark List Accent 2" w:uiPriority="70"/>
+    <w:lsdException w:name="Colorful Shading Accent 2" w:uiPriority="71"/>
+    <w:lsdException w:name="Colorful List Accent 2" w:uiPriority="72"/>
+    <w:lsdException w:name="Colorful Grid Accent 2" w:uiPriority="73"/>
+    <w:lsdException w:name="Light Shading Accent 3" w:uiPriority="60"/>
+    <w:lsdException w:name="Light List Accent 3" w:uiPriority="61"/>
+    <w:lsdException w:name="Light Grid Accent 3" w:uiPriority="62"/>
+    <w:lsdException w:name="Medium Shading 1 Accent 3" w:uiPriority="63"/>
+    <w:lsdException w:name="Medium Shading 2 Accent 3" w:uiPriority="64"/>
+    <w:lsdException w:name="Medium List 1 Accent 3" w:uiPriority="65"/>
+    <w:lsdException w:name="Medium List 2 Accent 3" w:uiPriority="66"/>
+    <w:lsdException w:name="Medium Grid 1 Accent 3" w:uiPriority="67"/>
+    <w:lsdException w:name="Medium Grid 2 Accent 3" w:uiPriority="68"/>
+    <w:lsdException w:name="Medium Grid 3 Accent 3" w:uiPriority="69"/>
+    <w:lsdException w:name="Dark List Accent 3" w:uiPriority="70"/>
+    <w:lsdException w:name="Colorful Shading Accent 3" w:uiPriority="71"/>
+    <w:lsdException w:name="Colorful List Accent 3" w:uiPriority="72"/>
+    <w:lsdException w:name="Colorful Grid Accent 3" w:uiPriority="73"/>
+    <w:lsdException w:name="Light Shading Accent 4" w:uiPriority="60"/>
+    <w:lsdException w:name="Light List Accent 4" w:uiPriority="61"/>
+    <w:lsdException w:name="Light Grid Accent 4" w:uiPriority="62"/>
+    <w:lsdException w:name="Medium Shading 1 Accent 4" w:uiPriority="63"/>
+    <w:lsdException w:name="Medium Shading 2 Accent 4" w:uiPriority="64"/>
+    <w:lsdException w:name="Medium List 1 Accent 4" w:uiPriority="65"/>
+    <w:lsdException w:name="Medium List 2 Accent 4" w:uiPriority="66"/>
+    <w:lsdException w:name="Medium Grid 1 Accent 4" w:uiPriority="67"/>
+    <w:lsdException w:name="Medium Grid 2 Accent 4" w:uiPriority="68"/>
+    <w:lsdException w:name="Medium Grid 3 Accent 4" w:uiPriority="69"/>
+    <w:lsdException w:name="Dark List Accent 4" w:uiPriority="70"/>
+    <w:lsdException w:name="Colorful Shading Accent 4" w:uiPriority="71"/>
+    <w:lsdException w:name="Colorful List Accent 4" w:uiPriority="72"/>
+    <w:lsdException w:name="Colorful Grid Accent 4" w:uiPriority="73"/>
+    <w:lsdException w:name="Light Shading Accent 5" w:uiPriority="60"/>
+    <w:lsdException w:name="Light List Accent 5" w:uiPriority="61"/>
+    <w:lsdException w:name="Light Grid Accent 5" w:uiPriority="62"/>
+    <w:lsdException w:name="Medium Shading 1 Accent 5" w:uiPriority="63"/>
+    <w:lsdException w:name="Medium Shading 2 Accent 5" w:uiPriority="64"/>
+    <w:lsdException w:name="Medium List 1 Accent 5" w:uiPriority="65"/>
+    <w:lsdException w:name="Medium List 2 Accent 5" w:uiPriority="66"/>
+    <w:lsdException w:name="Medium Grid 1 Accent 5" w:uiPriority="67"/>
+    <w:lsdException w:name="Medium Grid 2 Accent 5" w:uiPriority="68"/>
+    <w:lsdException w:name="Medium Grid 3 Accent 5" w:uiPriority="69"/>
+    <w:lsdException w:name="Dark List Accent 5" w:uiPriority="70"/>
+    <w:lsdException w:name="Colorful Shading Accent 5" w:uiPriority="71"/>
+    <w:lsdException w:name="Colorful List Accent 5" w:uiPriority="72"/>
+    <w:lsdException w:name="Colorful Grid Accent 5" w:uiPriority="73"/>
+    <w:lsdException w:name="Light Shading Accent 6" w:uiPriority="60"/>
+    <w:lsdException w:name="Light List Accent 6" w:uiPriority="61"/>
+    <w:lsdException w:name="Light Grid Accent 6" w:uiPriority="62"/>
+    <w:lsdException w:name="Medium Shading 1 Accent 6" w:uiPriority="63"/>
+    <w:lsdException w:name="Medium Shading 2 Accent 6" w:uiPriority="64"/>
+    <w:lsdException w:name="Medium List 1 Accent 6" w:uiPriority="65"/>
+    <w:lsdException w:name="Medium List 2 Accent 6" w:uiPriority="66"/>
+    <w:lsdException w:name="Medium Grid 1 Accent 6" w:uiPriority="67"/>
+    <w:lsdException w:name="Medium Grid 2 Accent 6" w:uiPriority="68"/>
+    <w:lsdException w:name="Medium Grid 3 Accent 6" w:uiPriority="69"/>
+    <w:lsdException w:name="Dark List Accent 6" w:uiPriority="70"/>
+    <w:lsdException w:name="Colorful Shading Accent 6" w:uiPriority="71"/>
+    <w:lsdException w:name="Colorful List Accent 6" w:uiPriority="72"/>
+    <w:lsdException w:name="Colorful Grid Accent 6" w:uiPriority="73"/>
+    <w:lsdException w:name="Subtle Emphasis" w:uiPriority="19" w:qFormat="1"/>
+    <w:lsdException w:name="Intense Emphasis" w:uiPriority="21" w:qFormat="1"/>
+    <w:lsdException w:name="Subtle Reference" w:uiPriority="31" w:qFormat="1"/>
+    <w:lsdException w:name="Intense Reference" w:uiPriority="32" w:qFormat="1"/>
+    <w:lsdException w:name="Book Title" w:uiPriority="33" w:qFormat="1"/>
+    <w:lsdException w:name="Bibliography" w:semiHidden="1" w:uiPriority="37" w:unhideWhenUsed="1"/>
+    <w:lsdException w:name="TOC Heading" w:semiHidden="1" w:uiPriority="39" w:unhideWhenUsed="1" w:qFormat="1"/>
+    <w:lsdException w:name="Plain Table 1" w:uiPriority="41"/>
+    <w:lsdException w:name="Plain Table 2" w:uiPriority="42"/>
+    <w:lsdException w:name="Plain Table 3" w:uiPriority="43"/>
+    <w:lsdException w:name="Plain Table 4" w:uiPriority="44"/>
+    <w:lsdException w:name="Plain Table 5" w:uiPriority="45"/>
+    <w:lsdException w:name="Grid Table Light" w:uiPriority="40"/>
+    <w:lsdException w:name="Grid Table 1 Light" w:uiPriority="46"/>
+    <w:lsdException w:name="Grid Table 2" w:uiPriority="47"/>
+    <w:lsdException w:name="Grid Table 3" w:uiPriority="48"/>
+    <w:lsdException w:name="Grid Table 4" w:uiPriority="49"/>
+    <w:lsdException w:name="Grid Table 5 Dark" w:uiPriority="50"/>
+    <w:lsdException w:name="Grid Table 6 Colorful" w:uiPriority="51"/>
+    <w:lsdException w:name="Grid Table 7 Colorful" w:uiPriority="52"/>
+    <w:lsdException w:name="Grid Table 1 Light Accent 1" w:uiPriority="46"/>
+    <w:lsdException w:name="Grid Table 2 Accent 1" w:uiPriority="47"/>
+    <w:lsdException w:name="Grid Table 3 Accent 1" w:uiPriority="48"/>
+    <w:lsdException w:name="Grid Table 4 Accent 1" w:uiPriority="49"/>
+    <w:lsdException w:name="Grid Table 5 Dark Accent 1" w:uiPriority="50"/>
+    <w:lsdException w:name="Grid Table 6 Colorful Accent 1" w:uiPriority="51"/>
+    <w:lsdException w:name="Grid Table 7 Colorful Accent 1" w:uiPriority="52"/>
+    <w:lsdException w:name="Grid Table 1 Light Accent 2" w:uiPriority="46"/>
+    <w:lsdException w:name="Grid Table 2 Accent 2" w:uiPriority="47"/>
+    <w:lsdException w:name="Grid Table 3 Accent 2" w:uiPriority="48"/>
+    <w:lsdException w:name="Grid Table 4 Accent 2" w:uiPriority="49"/>
+    <w:lsdException w:name="Grid Table 5 Dark Accent 2" w:uiPriority="50"/>
+    <w:lsdException w:name="Grid Table 6 Colorful Accent 2" w:uiPriority="51"/>
+    <w:lsdException w:name="Grid Table 7 Colorful Accent 2" w:uiPriority="52"/>
+    <w:lsdException w:name="Grid Table 1 Light Accent 3" w:uiPriority="46"/>
+    <w:lsdException w:name="Grid Table 2 Accent 3" w:uiPriority="47"/>
+    <w:lsdException w:name="Grid Table 3 Accent 3" w:uiPriority="48"/>
+    <w:lsdException w:name="Grid Table 4 Accent 3" w:uiPriority="49"/>
+    <w:lsdException w:name="Grid Table 5 Dark Accent 3" w:uiPriority="50"/>
+    <w:lsdException w:name="Grid Table 6 Colorful Accent 3" w:uiPriority="51"/>
+    <w:lsdException w:name="Grid Table 7 Colorful Accent 3" w:uiPriority="52"/>
+    <w:lsdException w:name="Grid Table 1 Light Accent 4" w:uiPriority="46"/>
+    <w:lsdException w:name="Grid Table 2 Accent 4" w:uiPriority="47"/>
+    <w:lsdException w:name="Grid Table 3 Accent 4" w:uiPriority="48"/>
+    <w:lsdException w:name="Grid Table 4 Accent 4" w:uiPriority="49"/>
+    <w:lsdException w:name="Grid Table 5 Dark Accent 4" w:uiPriority="50"/>
+    <w:lsdException w:name="Grid Table 6 Colorful Accent 4" w:uiPriority="51"/>
+    <w:lsdException w:name="Grid Table 7 Colorful Accent 4" w:uiPriority="52"/>
+    <w:lsdException w:name="Grid Table 1 Light Accent 5" w:uiPriority="46"/>
+    <w:lsdException w:name="Grid Table 2 Accent 5" w:uiPriority="47"/>
+    <w:lsdException w:name="Grid Table 3 Accent 5" w:uiPriority="48"/>
+    <w:lsdException w:name="Grid Table 4 Accent 5" w:uiPriority="49"/>
+    <w:lsdException w:name="Grid Table 5 Dark Accent 5" w:uiPriority="50"/>
+    <w:lsdException w:name="Grid Table 6 Colorful Accent 5" w:uiPriority="51"/>
+    <w:lsdException w:name="Grid Table 7 Colorful Accent 5" w:uiPriority="52"/>
+    <w:lsdException w:name="Grid Table 1 Light Accent 6" w:uiPriority="46"/>
+    <w:lsdException w:name="Grid Table 2 Accent 6" w:uiPriority="47"/>
+    <w:lsdException w:name="Grid Table 3 Accent 6" w:uiPriority="48"/>
+    <w:lsdException w:name="Grid Table 4 Accent 6" w:uiPriority="49"/>
+    <w:lsdException w:name="Grid Table 5 Dark Accent 6" w:uiPriority="50"/>
+    <w:lsdException w:name="Grid Table 6 Colorful Accent 6" w:uiPriority="51"/>
+    <w:lsdException w:name="Grid Table 7 Colorful Accent 6" w:uiPriority="52"/>
+    <w:lsdException w:name="List Table 1 Light" w:uiPriority="46"/>
+    <w:lsdException w:name="List Table 2" w:uiPriority="47"/>
+    <w:lsdException w:name="List Table 3" w:uiPriority="48"/>
+    <w:lsdException w:name="List Table 4" w:uiPriority="49"/>
+    <w:lsdException w:name="List Table 5 Dark" w:uiPriority="50"/>
+    <w:lsdException w:name="List Table 6 Colorful" w:uiPriority="51"/>
+    <w:lsdException w:name="List Table 7 Colorful" w:uiPriority="52"/>
+    <w:lsdException w:name="List Table 1 Light Accent 1" w:uiPriority="46"/>
+    <w:lsdException w:name="List Table 2 Accent 1" w:uiPriority="47"/>
+    <w:lsdException w:name="List Table 3 Accent 1" w:uiPriority="48"/>
+    <w:lsdException w:name="List Table 4 Accent 1" w:uiPriority="49"/>
+    <w:lsdException w:name="List Table 5 Dark Accent 1" w:uiPriority="50"/>
+    <w:lsdException w:name="List Table 6 Colorful Accent 1" w:uiPriority="51"/>
+    <w:lsdException w:name="List Table 7 Colorful Accent 1" w:uiPriority="52"/>
+    <w:lsdException w:name="List Table 1 Light Accent 2" w:uiPriority="46"/>
+    <w:lsdException w:name="List Table 2 Accent 2" w:uiPriority="47"/>
+    <w:lsdException w:name="List Table 3 Accent 2" w:uiPriority="48"/>
+    <w:lsdException w:name="List Table 4 Accent 2" w:uiPriority="49"/>
+    <w:lsdException w:name="List Table 5 Dark Accent 2" w:uiPriority="50"/>
+    <w:lsdException w:name="List Table 6 Colorful Accent 2" w:uiPriority="51"/>
+    <w:lsdException w:name="List Table 7 Colorful Accent 2" w:uiPriority="52"/>
+    <w:lsdException w:name="List Table 1 Light Accent 3" w:uiPriority="46"/>
+    <w:lsdException w:name="List Table 2 Accent 3" w:uiPriority="47"/>
+    <w:lsdException w:name="List Table 3 Accent 3" w:uiPriority="48"/>
+    <w:lsdException w:name="List Table 4 Accent 3" w:uiPriority="49"/>
+    <w:lsdException w:name="List Table 5 Dark Accent 3" w:uiPriority="50"/>
+    <w:lsdException w:name="List Table 6 Colorful Accent 3" w:uiPriority="51"/>
+    <w:lsdException w:name="List Table 7 Colorful Accent 3" w:uiPriority="52"/>
+    <w:lsdException w:name="List Table 1 Light Accent 4" w:uiPriority="46"/>
+    <w:lsdException w:name="List Table 2 Accent 4" w:uiPriority="47"/>
+    <w:lsdException w:name="List Table 3 Accent 4" w:uiPriority="48"/>
+    <w:lsdException w:name="List Table 4 Accent 4" w:uiPriority="49"/>
+    <w:lsdException w:name="List Table 5 Dark Accent 4" w:uiPriority="50"/>
+    <w:lsdException w:name="List Table 6 Colorful Accent 4" w:uiPriority="51"/>
+    <w:lsdException w:name="List Table 7 Colorful Accent 4" w:uiPriority="52"/>
+    <w:lsdException w:name="List Table 1 Light Accent 5" w:uiPriority="46"/>
+    <w:lsdException w:name="List Table 2 Accent 5" w:uiPriority="47"/>
+    <w:lsdException w:name="List Table 3 Accent 5" w:uiPriority="48"/>
+    <w:lsdException w:name="List Table 4 Accent 5" w:uiPriority="49"/>
+    <w:lsdException w:name="List Table 5 Dark Accent 5" w:uiPriority="50"/>
+    <w:lsdException w:name="List Table 6 Colorful Accent 5" w:uiPriority="51"/>
+    <w:lsdException w:name="List Table 7 Colorful Accent 5" w:uiPriority="52"/>
+    <w:lsdException w:name="List Table 1 Light Accent 6" w:uiPriority="46"/>
+    <w:lsdException w:name="List Table 2 Accent 6" w:uiPriority="47"/>
+    <w:lsdException w:name="List Table 3 Accent 6" w:uiPriority="48"/>
+    <w:lsdException w:name="List Table 4 Accent 6" w:uiPriority="49"/>
+    <w:lsdException w:name="List Table 5 Dark Accent 6" w:uiPriority="50"/>
+    <w:lsdException w:name="List Table 6 Colorful Accent 6" w:uiPriority="51"/>
+    <w:lsdException w:name="List Table 7 Colorful Accent 6" w:uiPriority="52"/>
+    <w:lsdException w:name="Mention" w:semiHidden="1" w:unhideWhenUsed="1"/>
+    <w:lsdException w:name="Smart Hyperlink" w:semiHidden="1" w:unhideWhenUsed="1"/>
+    <w:lsdException w:name="Hashtag" w:semiHidden="1" w:unhideWhenUsed="1"/>
+    <w:lsdException w:name="Unresolved Mention" w:semiHidden="1" w:unhideWhenUsed="1"/>
+    <w:lsdException w:name="Smart Link" w:semiHidden="1" w:unhideWhenUsed="1"/>
   </w:latentStyles>
   <w:style w:type="paragraph" w:default="1" w:styleId="Normal">
     <w:name w:val="Normal"/>
     <w:qFormat/>
     <w:rsid w:val="008A36B5"/>
   </w:style>
-  <w:style w:type="paragraph" w:styleId="Titre1">
+  <w:style w:type="paragraph" w:styleId="Heading1">
     <w:name w:val="heading 1"/>
     <w:basedOn w:val="Normal"/>
     <w:next w:val="Normal"/>
-    <w:link w:val="Titre1Car"/>
+    <w:link w:val="Heading1Char"/>
     <w:uiPriority w:val="9"/>
     <w:qFormat/>
     <w:rsid w:val="008A36B5"/>
@@ -6080,11 +5790,11 @@
       <w:szCs w:val="28"/>
     </w:rPr>
   </w:style>
-  <w:style w:type="paragraph" w:styleId="Titre2">
+  <w:style w:type="paragraph" w:styleId="Heading2">
     <w:name w:val="heading 2"/>
     <w:basedOn w:val="Normal"/>
     <w:next w:val="Normal"/>
-    <w:link w:val="Titre2Car"/>
+    <w:link w:val="Heading2Char"/>
     <w:uiPriority w:val="9"/>
     <w:semiHidden/>
     <w:unhideWhenUsed/>
@@ -6105,17 +5815,17 @@
       <w:szCs w:val="26"/>
     </w:rPr>
   </w:style>
-  <w:style w:type="character" w:default="1" w:styleId="Policepardfaut">
+  <w:style w:type="character" w:default="1" w:styleId="DefaultParagraphFont">
     <w:name w:val="Default Paragraph Font"/>
     <w:uiPriority w:val="1"/>
+    <w:semiHidden/>
     <w:unhideWhenUsed/>
   </w:style>
-  <w:style w:type="table" w:default="1" w:styleId="TableauNormal">
+  <w:style w:type="table" w:default="1" w:styleId="TableNormal">
     <w:name w:val="Normal Table"/>
     <w:uiPriority w:val="99"/>
     <w:semiHidden/>
     <w:unhideWhenUsed/>
-    <w:qFormat/>
     <w:tblPr>
       <w:tblInd w:w="0" w:type="dxa"/>
       <w:tblCellMar>
@@ -6126,16 +5836,16 @@
       </w:tblCellMar>
     </w:tblPr>
   </w:style>
-  <w:style w:type="numbering" w:default="1" w:styleId="Aucuneliste">
+  <w:style w:type="numbering" w:default="1" w:styleId="NoList">
     <w:name w:val="No List"/>
     <w:uiPriority w:val="99"/>
     <w:semiHidden/>
     <w:unhideWhenUsed/>
   </w:style>
-  <w:style w:type="character" w:customStyle="1" w:styleId="Titre1Car">
-    <w:name w:val="Titre 1 Car"/>
-    <w:basedOn w:val="Policepardfaut"/>
-    <w:link w:val="Titre1"/>
+  <w:style w:type="character" w:customStyle="1" w:styleId="Heading1Char">
+    <w:name w:val="Heading 1 Char"/>
+    <w:basedOn w:val="DefaultParagraphFont"/>
+    <w:link w:val="Heading1"/>
     <w:uiPriority w:val="9"/>
     <w:rsid w:val="008A36B5"/>
     <w:rPr>
@@ -6147,10 +5857,10 @@
       <w:szCs w:val="28"/>
     </w:rPr>
   </w:style>
-  <w:style w:type="character" w:customStyle="1" w:styleId="Titre2Car">
-    <w:name w:val="Titre 2 Car"/>
-    <w:basedOn w:val="Policepardfaut"/>
-    <w:link w:val="Titre2"/>
+  <w:style w:type="character" w:customStyle="1" w:styleId="Heading2Char">
+    <w:name w:val="Heading 2 Char"/>
+    <w:basedOn w:val="DefaultParagraphFont"/>
+    <w:link w:val="Heading2"/>
     <w:uiPriority w:val="9"/>
     <w:semiHidden/>
     <w:rsid w:val="008A36B5"/>
@@ -6163,11 +5873,11 @@
       <w:szCs w:val="26"/>
     </w:rPr>
   </w:style>
-  <w:style w:type="paragraph" w:styleId="Titre">
+  <w:style w:type="paragraph" w:styleId="Title">
     <w:name w:val="Title"/>
     <w:basedOn w:val="Normal"/>
     <w:next w:val="Normal"/>
-    <w:link w:val="TitreCar"/>
+    <w:link w:val="TitleChar"/>
     <w:uiPriority w:val="10"/>
     <w:qFormat/>
     <w:rsid w:val="008A36B5"/>
@@ -6187,10 +5897,10 @@
       <w:szCs w:val="52"/>
     </w:rPr>
   </w:style>
-  <w:style w:type="character" w:customStyle="1" w:styleId="TitreCar">
-    <w:name w:val="Titre Car"/>
-    <w:basedOn w:val="Policepardfaut"/>
-    <w:link w:val="Titre"/>
+  <w:style w:type="character" w:customStyle="1" w:styleId="TitleChar">
+    <w:name w:val="Title Char"/>
+    <w:basedOn w:val="DefaultParagraphFont"/>
+    <w:link w:val="Title"/>
     <w:uiPriority w:val="10"/>
     <w:rsid w:val="008A36B5"/>
     <w:rPr>
@@ -6202,7 +5912,7 @@
       <w:szCs w:val="52"/>
     </w:rPr>
   </w:style>
-  <w:style w:type="paragraph" w:styleId="Paragraphedeliste">
+  <w:style w:type="paragraph" w:styleId="ListParagraph">
     <w:name w:val="List Paragraph"/>
     <w:basedOn w:val="Normal"/>
     <w:uiPriority w:val="34"/>
@@ -6228,9 +5938,9 @@
       <w:rFonts w:eastAsiaTheme="minorEastAsia"/>
     </w:rPr>
   </w:style>
-  <w:style w:type="character" w:styleId="Emphaseple">
+  <w:style w:type="character" w:styleId="SubtleEmphasis">
     <w:name w:val="Subtle Emphasis"/>
-    <w:basedOn w:val="Policepardfaut"/>
+    <w:basedOn w:val="DefaultParagraphFont"/>
     <w:uiPriority w:val="19"/>
     <w:qFormat/>
     <w:rsid w:val="001A499A"/>
@@ -6244,9 +5954,9 @@
       <w:lang w:val="fr-FR"/>
     </w:rPr>
   </w:style>
-  <w:style w:type="table" w:styleId="Tramemoyenne2-Accent5">
+  <w:style w:type="table" w:styleId="MediumShading2-Accent5">
     <w:name w:val="Medium Shading 2 Accent 5"/>
-    <w:basedOn w:val="TableauNormal"/>
+    <w:basedOn w:val="TableNormal"/>
     <w:uiPriority w:val="64"/>
     <w:rsid w:val="001A499A"/>
     <w:pPr>
@@ -6258,17 +5968,10 @@
     <w:tblPr>
       <w:tblStyleRowBandSize w:val="1"/>
       <w:tblStyleColBandSize w:val="1"/>
-      <w:tblInd w:w="0" w:type="dxa"/>
       <w:tblBorders>
         <w:top w:val="single" w:sz="18" w:space="0" w:color="auto"/>
         <w:bottom w:val="single" w:sz="18" w:space="0" w:color="auto"/>
       </w:tblBorders>
-      <w:tblCellMar>
-        <w:top w:w="0" w:type="dxa"/>
-        <w:left w:w="108" w:type="dxa"/>
-        <w:bottom w:w="0" w:type="dxa"/>
-        <w:right w:w="108" w:type="dxa"/>
-      </w:tblCellMar>
     </w:tblPr>
     <w:tblStylePr w:type="firstRow">
       <w:pPr>
@@ -6351,10 +6054,6 @@
           <w:insideV w:val="nil"/>
         </w:tcBorders>
       </w:tcPr>
-    </w:tblStylePr>
-    <w:tblStylePr w:type="band1Horz">
-      <w:tblPr/>
-      <w:tcPr/>
     </w:tblStylePr>
     <w:tblStylePr w:type="neCell">
       <w:tblPr/>
